--- a/pc_package/PCP-005_protein_a.docx
+++ b/pc_package/PCP-005_protein_a.docx
@@ -2055,7 +2055,7 @@
                     <w:jc w:val="center"/>
                   </w:pPr>
                   <w:r>
-                    <w:t xml:space="preserve">≤ 16,379</w:t>
+                    <w:t xml:space="preserve">≤ 21,662</w:t>
                   </w:r>
                 </w:p>
               </w:tc>
@@ -2237,7 +2237,7 @@
         </w:r>
       </w:hyperlink>
       <w:r>
-        <w:t xml:space="preserve">). Each is the drug substance criterion carried back through the platform worst case of the downstream steps. Because this derivation uses no data from the Protein A studies, it may be applied to studies that were already executed. The criterion for pool host cell protein is in force at a wider value, because the A-Mab results of cation exchange showed at the one-sided 95 % confidence bound, from a model that passed the adequacy tests, that the step clears more host cell protein than its platform worst case.</w:t>
+        <w:t xml:space="preserve">). Each is the drug substance criterion carried back through the platform worst case of the downstream steps. Because this derivation uses no data from the Protein A studies, it may be applied to studies that were already executed. The criterion for pool host cell protein is in force at a wider value, because the A-Mab results of cation exchange and anion exchange showed at the one-sided 95 % confidence bound, from models that passed the adequacy tests, that each step clears more host cell protein than its platform worst case.</w:t>
       </w:r>
     </w:p>
     <w:p>
@@ -2340,7 +2340,7 @@
         <w:pStyle w:val="FirstParagraph"/>
       </w:pPr>
       <w:r>
-        <w:t xml:space="preserve">The Version 2.0 criterion for pool host cell protein, 16,379 ng/mg, is wider than the Version 1.0 analysis limit of 10,724 ng/mg. The Version 1.0 limit was never an approved criterion, so the wider Version 2.0 criterion does not loosen one. From this revision on, a criterion of this plan changes only by the rule for verifying the platform worst cases, which</w:t>
+        <w:t xml:space="preserve">The Version 2.0 criterion for pool host cell protein, 21,662 ng/mg, is wider than the Version 1.0 analysis limit of 10,724 ng/mg. The Version 1.0 limit was never an approved criterion, so the wider Version 2.0 criterion does not loosen one. From this revision on, a criterion of this plan changes only by the rule for verifying the platform worst cases, which</w:t>
       </w:r>
       <w:r>
         <w:t xml:space="preserve"> </w:t>
@@ -5374,7 +5374,7 @@
             <w:tblPr>
               <w:tblStyle w:val="Table"/>
               <w:tblW w:type="auto" w:w="0"/>
-              <w:tblLook w:firstRow="1" w:lastRow="1" w:firstColumn="0" w:lastColumn="0" w:noHBand="0" w:noVBand="0" w:val="0020"/>
+              <w:tblLook w:firstRow="1" w:lastRow="0" w:firstColumn="0" w:lastColumn="0" w:noHBand="0" w:noVBand="0" w:val="0020"/>
             </w:tblPr>
             <w:tblGrid>
               <w:gridCol w:w="1320"/>
@@ -5520,12 +5520,6 @@
                   <w:r>
                     <w:t xml:space="preserve">20–40</w:t>
                   </w:r>
-                  <w:r>
-                    <w:rPr>
-                      <w:vertAlign w:val="superscript"/>
-                    </w:rPr>
-                    <w:t xml:space="preserve">a)</w:t>
-                  </w:r>
                 </w:p>
               </w:tc>
               <w:tc>
@@ -5907,31 +5901,6 @@
                   </w:pPr>
                   <w:r>
                     <w:t xml:space="preserve">univariate</w:t>
-                  </w:r>
-                </w:p>
-              </w:tc>
-            </w:tr>
-            <w:tr>
-              <w:tc>
-                <w:tcPr>
-                  <w:gridSpan w:val="6"/>
-                </w:tcPr>
-                <w:p>
-                  <w:pPr>
-                    <w:pStyle w:val="Compact"/>
-                    <w:jc w:val="center"/>
-                  </w:pPr>
-                  <w:r>
-                    <w:rPr>
-                      <w:vertAlign w:val="superscript"/>
-                    </w:rPr>
-                    <w:t xml:space="preserve">a)</w:t>
-                  </w:r>
-                  <w:r>
-                    <w:t xml:space="preserve"> </w:t>
-                  </w:r>
-                  <w:r>
-                    <w:t xml:space="preserve">The NOR against which the studies were planned and judged. PCR-005 Version 2.0 narrowed it to 20–38 g/L resin.</w:t>
                   </w:r>
                 </w:p>
               </w:tc>
@@ -6445,7 +6414,7 @@
         </w:r>
       </w:hyperlink>
       <w:r>
-        <w:t xml:space="preserve">), so the eluate carries the aggregate and acidic variants of the production bioreactor output to the viral inactivation load. The criteria in force for that output, from the table of intermediate acceptance criteria in PCMP-001, are ≤ 6.64 % HMW for aggregate and 18–39.6 % for acidic variants.</w:t>
+        <w:t xml:space="preserve">), so the eluate carries the aggregate and acidic variants of the production bioreactor output to the viral inactivation load. The criteria in force for that output, from the table of intermediate acceptance criteria in PCMP-001, are ≤ 7.04 % HMW for aggregate and 18–39.6 % for acidic variants.</w:t>
       </w:r>
     </w:p>
     <w:p>
@@ -6457,7 +6426,7 @@
         </w:numPr>
       </w:pPr>
       <w:r>
-        <w:t xml:space="preserve">From the platform worst cases alone the aggregate criterion was ≤ 9.30 %. Cation exchange clears aggregate less than its platform worst case (one-sided 95 % confidence bound 1.44-fold, against 2.00-fold), which made the criterion stricter. Low-pH viral inactivation adds less aggregate than its platform worst case (one-sided 95 % confidence bound 0.54 percentage points, against 0.70), which made it wider. The net change is to a stricter criterion.</w:t>
+        <w:t xml:space="preserve">From the platform worst cases alone the aggregate criterion was ≤ 9.30 %. Cation exchange clears aggregate less than its platform worst case (one-sided 95 % confidence bound 1.52-fold, against 2.00-fold), which made the criterion stricter. Low-pH viral inactivation adds less aggregate than its platform worst case (one-sided 95 % confidence bound 0.54 percentage points, against 0.70), which made it wider. The net change is to a stricter criterion.</w:t>
       </w:r>
     </w:p>
     <w:p>
@@ -6811,7 +6780,7 @@
                     <w:jc w:val="center"/>
                   </w:pPr>
                   <w:r>
-                    <w:t xml:space="preserve">≤ 16,379</w:t>
+                    <w:t xml:space="preserve">≤ 21,662</w:t>
                   </w:r>
                 </w:p>
               </w:tc>
@@ -7117,7 +7086,7 @@
                     <w:t xml:space="preserve"> </w:t>
                   </w:r>
                   <w:r>
-                    <w:t xml:space="preserve">Widened, because the A-Mab model of cation exchange, which passed the adequacy tests, showed at the one-sided 95 % confidence bound that the step clears more than its platform worst case (PCMP-001, verification of the platform worst cases).</w:t>
+                    <w:t xml:space="preserve">Widened, because the A-Mab results of cation exchange and anion exchange showed at the one-sided 95 % confidence bound, from models that passed the adequacy tests, that each step clears more host cell protein than its platform worst case (PCMP-001, verification of the platform worst cases).</w:t>
                   </w:r>
                 </w:p>
               </w:tc>
@@ -7436,7 +7405,7 @@
                     <w:jc w:val="center"/>
                   </w:pPr>
                   <w:r>
-                    <w:t xml:space="preserve">164</w:t>
+                    <w:t xml:space="preserve">217</w:t>
                   </w:r>
                 </w:p>
               </w:tc>
@@ -7460,7 +7429,7 @@
                     <w:jc w:val="center"/>
                   </w:pPr>
                   <w:r>
-                    <w:t xml:space="preserve">≤ 16,379</w:t>
+                    <w:t xml:space="preserve">≤ 21,662</w:t>
                   </w:r>
                 </w:p>
               </w:tc>
@@ -7699,7 +7668,7 @@
         <w:pStyle w:val="BodyText"/>
       </w:pPr>
       <w:r>
-        <w:t xml:space="preserve">For pool host cell protein the drug substance limit of 100 ng/mg is carried back through cation exchange and anion exchange, which together clear host cell protein 163.788-fold in the derivation. That gives 16,379 ng/mg. For leached Protein A the limit of 5 ppm and a combined clearance of 31.6-fold give 158 ppm. For fragments the limit of 2.00 % is multiplied by the clearance fold of cation exchange, 1.300, and the largest increase of low-pH viral inactivation, 0.15 percentage points, is subtracted. That gives 2.45 %.</w:t>
+        <w:t xml:space="preserve">For pool host cell protein the drug substance limit of 100 ng/mg is carried back through cation exchange and anion exchange, which together clear host cell protein 216.621-fold in the derivation. That gives 21,662 ng/mg. For leached Protein A the limit of 5 ppm and a combined clearance of 31.6-fold give 158 ppm. For fragments the limit of 2.00 % is multiplied by the clearance fold of cation exchange, 1.300, and the largest increase of low-pH viral inactivation, 0.15 percentage points, is subtracted. That gives 2.45 %.</w:t>
       </w:r>
     </w:p>
     <w:p>
@@ -7707,7 +7676,7 @@
         <w:pStyle w:val="BodyText"/>
       </w:pPr>
       <w:r>
-        <w:t xml:space="preserve">The criterion for pool host cell protein is in force at a widened value. From the platform worst cases alone, the derivation gave 16,000 ng/mg. The A-Mab model of cation exchange passed the adequacy tests, and it showed at the one-sided 95 % confidence bound that the step clears host cell protein better than its platform worst case. That bound replaced the platform value, which widened the criterion to the value above. The anion exchange model also gave a bound better than its platform worst case for host cell protein, and the cation exchange model did the same for fragments. Each of these two models fails the limit on how far predicted R² may fall short of R², so their bounds were not used and the platform values stand. The criterion for fragments is therefore at its a priori value of 2.45 %. The criterion for leached Protein A is at its a priori value of 158 ppm, because leached Protein A is not a response of the cation exchange or anion exchange designs, so its platform values cannot be checked in this campaign.</w:t>
+        <w:t xml:space="preserve">The criterion for pool host cell protein is in force at a widened value. From the platform worst cases alone, the derivation gave 16,000 ng/mg. The A-Mab models of cation exchange and anion exchange passed the adequacy tests, and each showed at the one-sided 95 % confidence bound that its step clears host cell protein better than its own platform worst case. These bounds replaced the platform values, which widened the criterion to the value above. Bounds better than the platform worst case also came from the low-pH viral inactivation model for fragments and the cation exchange model for fragments. Each of these models fails an adequacy test of PCMP-001, so the bound was not used and the platform value stands. The criterion for fragments is therefore at its a priori value of 2.45 %. The criterion for leached Protein A is at its a priori value of 158 ppm, because leached Protein A is not a response of the cation exchange or anion exchange designs, so its platform values cannot be checked in this campaign.</w:t>
       </w:r>
     </w:p>
     <w:p>
@@ -8126,7 +8095,7 @@
                     <w:jc w:val="center"/>
                   </w:pPr>
                   <w:r>
-                    <w:t xml:space="preserve">40.9</w:t>
+                    <w:t xml:space="preserve">41.8</w:t>
                   </w:r>
                 </w:p>
               </w:tc>
@@ -8394,25 +8363,25 @@
                     <w:jc w:val="center"/>
                   </w:pPr>
                   <w:r>
-                    <w:t xml:space="preserve">4.00</w:t>
-                  </w:r>
-                </w:p>
-              </w:tc>
-              <w:tc>
-                <w:tcPr/>
-                <w:p>
-                  <w:pPr>
-                    <w:pStyle w:val="Compact"/>
-                    <w:jc w:val="center"/>
-                  </w:pPr>
-                  <w:r>
-                    <w:t xml:space="preserve">Platform, model not adequate</w:t>
+                    <w:t xml:space="preserve">5.18</w:t>
+                  </w:r>
+                </w:p>
+              </w:tc>
+              <w:tc>
+                <w:tcPr/>
+                <w:p>
+                  <w:pPr>
+                    <w:pStyle w:val="Compact"/>
+                    <w:jc w:val="center"/>
+                  </w:pPr>
+                  <w:r>
+                    <w:t xml:space="preserve">Bound, widened</w:t>
                   </w:r>
                   <w:r>
                     <w:rPr>
                       <w:vertAlign w:val="superscript"/>
                     </w:rPr>
-                    <w:t xml:space="preserve">a)</w:t>
+                    <w:t xml:space="preserve">b)</w:t>
                   </w:r>
                 </w:p>
               </w:tc>

--- a/pc_package/PCP-005_protein_a.docx
+++ b/pc_package/PCP-005_protein_a.docx
@@ -178,7 +178,7 @@
               <w:jc w:val="left"/>
             </w:pPr>
             <w:r>
-              <w:t xml:space="preserve">Process Characterization Plan: Protein A Chromatography (Step 5)</w:t>
+              <w:t xml:space="preserve">Process Characterization Plan: Protein A Chromatography (Step 5)</w:t>
             </w:r>
           </w:p>
         </w:tc>
@@ -348,7 +348,7 @@
               <w:jc w:val="left"/>
             </w:pPr>
             <w:r>
-              <w:t xml:space="preserve">Sponsor / sites</w:t>
+              <w:t xml:space="preserve">Sponsor</w:t>
             </w:r>
           </w:p>
         </w:tc>
@@ -360,7 +360,59 @@
               <w:jc w:val="left"/>
             </w:pPr>
             <w:r>
-              <w:t xml:space="preserve">Novacyte Biologics; Novacyte Biologics — Cambridge, MA (Development) → Novacyte Biologics — Grafton, WI (Commercial DS)</w:t>
+              <w:t xml:space="preserve">Novacyte Biologics</w:t>
+            </w:r>
+          </w:p>
+        </w:tc>
+      </w:tr>
+      <w:tr>
+        <w:tc>
+          <w:tcPr/>
+          <w:p>
+            <w:pPr>
+              <w:pStyle w:val="Compact"/>
+              <w:jc w:val="left"/>
+            </w:pPr>
+            <w:r>
+              <w:t xml:space="preserve">Development site</w:t>
+            </w:r>
+          </w:p>
+        </w:tc>
+        <w:tc>
+          <w:tcPr/>
+          <w:p>
+            <w:pPr>
+              <w:pStyle w:val="Compact"/>
+              <w:jc w:val="left"/>
+            </w:pPr>
+            <w:r>
+              <w:t xml:space="preserve">Cambridge, MA</w:t>
+            </w:r>
+          </w:p>
+        </w:tc>
+      </w:tr>
+      <w:tr>
+        <w:tc>
+          <w:tcPr/>
+          <w:p>
+            <w:pPr>
+              <w:pStyle w:val="Compact"/>
+              <w:jc w:val="left"/>
+            </w:pPr>
+            <w:r>
+              <w:t xml:space="preserve">Commercial drug substance site</w:t>
+            </w:r>
+          </w:p>
+        </w:tc>
+        <w:tc>
+          <w:tcPr/>
+          <w:p>
+            <w:pPr>
+              <w:pStyle w:val="Compact"/>
+              <w:jc w:val="left"/>
+            </w:pPr>
+            <w:r>
+              <w:t xml:space="preserve">Grafton, WI</w:t>
             </w:r>
           </w:p>
         </w:tc>
@@ -915,7 +967,7 @@
               <w:jc w:val="left"/>
             </w:pPr>
             <w:r>
-              <w:t xml:space="preserve">Re-analysis under INV-001: a-priori intermediate acceptance criteria, fragments by nrCE-SDS, two-sided capability for acidic variants, scale-down models qualified by their offsets, execution dates recorded (see INV-001)</w:t>
+              <w:t xml:space="preserve">Reissued under INV-001 and INV-002: a priori intermediate acceptance criteria, re-analysis of the studies, execution dates recorded; changes listed in the document (see INV-001)</w:t>
             </w:r>
           </w:p>
         </w:tc>
@@ -1908,9 +1960,7 @@
                 </w:p>
               </w:tc>
               <w:tc>
-                <w:tcPr>
-                  <w:gridSpan w:val="2"/>
-                </w:tcPr>
+                <w:tcPr/>
                 <w:p>
                   <w:pPr>
                     <w:pStyle w:val="Compact"/>
@@ -1935,6 +1985,18 @@
                     <w:jc w:val="center"/>
                   </w:pPr>
                   <w:r>
+                    <w:t xml:space="preserve">–</w:t>
+                  </w:r>
+                </w:p>
+              </w:tc>
+              <w:tc>
+                <w:tcPr/>
+                <w:p>
+                  <w:pPr>
+                    <w:pStyle w:val="Compact"/>
+                    <w:jc w:val="center"/>
+                  </w:pPr>
+                  <w:r>
                     <w:t xml:space="preserve">≤ 158</w:t>
                   </w:r>
                 </w:p>
@@ -1966,9 +2028,7 @@
                 </w:p>
               </w:tc>
               <w:tc>
-                <w:tcPr>
-                  <w:gridSpan w:val="2"/>
-                </w:tcPr>
+                <w:tcPr/>
                 <w:p>
                   <w:pPr>
                     <w:pStyle w:val="Compact"/>
@@ -1993,6 +2053,18 @@
                     <w:jc w:val="center"/>
                   </w:pPr>
                   <w:r>
+                    <w:t xml:space="preserve">–</w:t>
+                  </w:r>
+                </w:p>
+              </w:tc>
+              <w:tc>
+                <w:tcPr/>
+                <w:p>
+                  <w:pPr>
+                    <w:pStyle w:val="Compact"/>
+                    <w:jc w:val="center"/>
+                  </w:pPr>
+                  <w:r>
                     <w:t xml:space="preserve">≤ 2.45</w:t>
                   </w:r>
                 </w:p>
@@ -2055,7 +2127,7 @@
                     <w:jc w:val="center"/>
                   </w:pPr>
                   <w:r>
-                    <w:t xml:space="preserve">≤ 21,662</w:t>
+                    <w:t xml:space="preserve">≤ 17,069</w:t>
                   </w:r>
                 </w:p>
               </w:tc>
@@ -2075,6 +2147,12 @@
                     </w:rPr>
                     <w:t xml:space="preserve">d)</w:t>
                   </w:r>
+                  <w:r>
+                    <w:t xml:space="preserve"> </w:t>
+                  </w:r>
+                  <w:r>
+                    <w:t xml:space="preserve">from ≤ 16,000</w:t>
+                  </w:r>
                 </w:p>
               </w:tc>
             </w:tr>
@@ -2173,7 +2251,7 @@
                     <w:t xml:space="preserve"> </w:t>
                   </w:r>
                   <w:r>
-                    <w:t xml:space="preserve">Widened on verification: a downstream step did better than the platform worst case at its 95 % confidence bound, on an adequate model.</w:t>
+                    <w:t xml:space="preserve">Widened on verification: a downstream step did better than the platform worst case at the one-sided 95 % prediction bound of a single batch, on an adequate model.</w:t>
                   </w:r>
                 </w:p>
               </w:tc>
@@ -2237,7 +2315,7 @@
         </w:r>
       </w:hyperlink>
       <w:r>
-        <w:t xml:space="preserve">). Each is the drug substance criterion carried back through the platform worst case of the downstream steps. Because this derivation uses no data from the Protein A studies, it may be applied to studies that were already executed. The criterion for pool host cell protein is in force at a wider value, because the A-Mab results of cation exchange and anion exchange showed at the one-sided 95 % confidence bound, from models that passed the adequacy tests, that each step clears more host cell protein than its platform worst case.</w:t>
+        <w:t xml:space="preserve">). Each is the drug substance criterion carried back through the platform worst case of the downstream steps. Because this derivation uses no data from the Protein A studies, it may be applied to studies that were already executed. The criterion for pool host cell protein is in force at a wider value, because the A-Mab results of anion exchange showed at the one-sided 95 % prediction bound of a single batch, from a model that passed the adequacy tests, that the step clears more host cell protein than its platform worst case.</w:t>
       </w:r>
     </w:p>
     <w:p>
@@ -2340,7 +2418,7 @@
         <w:pStyle w:val="FirstParagraph"/>
       </w:pPr>
       <w:r>
-        <w:t xml:space="preserve">The Version 2.0 criterion for pool host cell protein, 21,662 ng/mg, is wider than the Version 1.0 analysis limit of 10,724 ng/mg. The Version 1.0 limit was never an approved criterion, so the wider Version 2.0 criterion does not loosen one. From this revision on, a criterion of this plan changes only by the rule for verifying the platform worst cases, which</w:t>
+        <w:t xml:space="preserve">The Version 2.0 criterion for pool host cell protein, 17,069 ng/mg, is wider than the Version 1.0 analysis limit of 10,724 ng/mg. The Version 1.0 limit was never an approved criterion, so the wider Version 2.0 criterion does not loosen one. From this revision on, a criterion of this plan changes only by the rule for verifying the platform worst cases, which</w:t>
       </w:r>
       <w:r>
         <w:t xml:space="preserve"> </w:t>
@@ -3182,19 +3260,19 @@
                     <w:jc w:val="center"/>
                   </w:pPr>
                   <w:r>
-                    <w:t xml:space="preserve">AMV-3016</w:t>
-                  </w:r>
-                </w:p>
-              </w:tc>
-              <w:tc>
-                <w:tcPr/>
-                <w:p>
-                  <w:pPr>
-                    <w:pStyle w:val="Compact"/>
-                    <w:jc w:val="center"/>
-                  </w:pPr>
-                  <w:r>
-                    <w:t xml:space="preserve">Leached Protein A by ELISA (ppm)</w:t>
+                    <w:t xml:space="preserve">AMV-3021</w:t>
+                  </w:r>
+                </w:p>
+              </w:tc>
+              <w:tc>
+                <w:tcPr/>
+                <w:p>
+                  <w:pPr>
+                    <w:pStyle w:val="Compact"/>
+                    <w:jc w:val="center"/>
+                  </w:pPr>
+                  <w:r>
+                    <w:t xml:space="preserve">Product Titre (Protein A Affinity HPLC)</w:t>
                   </w:r>
                 </w:p>
               </w:tc>
@@ -3217,19 +3295,19 @@
                     <w:jc w:val="center"/>
                   </w:pPr>
                   <w:r>
-                    <w:t xml:space="preserve">AMV-3012</w:t>
-                  </w:r>
-                </w:p>
-              </w:tc>
-              <w:tc>
-                <w:tcPr/>
-                <w:p>
-                  <w:pPr>
-                    <w:pStyle w:val="Compact"/>
-                    <w:jc w:val="center"/>
-                  </w:pPr>
-                  <w:r>
-                    <w:t xml:space="preserve">Host-Cell Protein ELISA</w:t>
+                    <w:t xml:space="preserve">AMV-3016</w:t>
+                  </w:r>
+                </w:p>
+              </w:tc>
+              <w:tc>
+                <w:tcPr/>
+                <w:p>
+                  <w:pPr>
+                    <w:pStyle w:val="Compact"/>
+                    <w:jc w:val="center"/>
+                  </w:pPr>
+                  <w:r>
+                    <w:t xml:space="preserve">Leached Protein A by ELISA (ppm)</w:t>
                   </w:r>
                 </w:p>
               </w:tc>
@@ -3252,19 +3330,19 @@
                     <w:jc w:val="center"/>
                   </w:pPr>
                   <w:r>
-                    <w:t xml:space="preserve">AMV-3014</w:t>
-                  </w:r>
-                </w:p>
-              </w:tc>
-              <w:tc>
-                <w:tcPr/>
-                <w:p>
-                  <w:pPr>
-                    <w:pStyle w:val="Compact"/>
-                    <w:jc w:val="center"/>
-                  </w:pPr>
-                  <w:r>
-                    <w:t xml:space="preserve">Residual DNA (qPCR)</w:t>
+                    <w:t xml:space="preserve">AMV-3012</w:t>
+                  </w:r>
+                </w:p>
+              </w:tc>
+              <w:tc>
+                <w:tcPr/>
+                <w:p>
+                  <w:pPr>
+                    <w:pStyle w:val="Compact"/>
+                    <w:jc w:val="center"/>
+                  </w:pPr>
+                  <w:r>
+                    <w:t xml:space="preserve">Host-Cell Protein ELISA</w:t>
                   </w:r>
                 </w:p>
               </w:tc>
@@ -3287,19 +3365,19 @@
                     <w:jc w:val="center"/>
                   </w:pPr>
                   <w:r>
-                    <w:t xml:space="preserve">AMV-3011</w:t>
-                  </w:r>
-                </w:p>
-              </w:tc>
-              <w:tc>
-                <w:tcPr/>
-                <w:p>
-                  <w:pPr>
-                    <w:pStyle w:val="Compact"/>
-                    <w:jc w:val="center"/>
-                  </w:pPr>
-                  <w:r>
-                    <w:t xml:space="preserve">Size-Variants (SEC-HPLC)</w:t>
+                    <w:t xml:space="preserve">AMV-3014</w:t>
+                  </w:r>
+                </w:p>
+              </w:tc>
+              <w:tc>
+                <w:tcPr/>
+                <w:p>
+                  <w:pPr>
+                    <w:pStyle w:val="Compact"/>
+                    <w:jc w:val="center"/>
+                  </w:pPr>
+                  <w:r>
+                    <w:t xml:space="preserve">Residual DNA (qPCR)</w:t>
                   </w:r>
                 </w:p>
               </w:tc>
@@ -3322,19 +3400,19 @@
                     <w:jc w:val="center"/>
                   </w:pPr>
                   <w:r>
-                    <w:t xml:space="preserve">AMV-3013</w:t>
-                  </w:r>
-                </w:p>
-              </w:tc>
-              <w:tc>
-                <w:tcPr/>
-                <w:p>
-                  <w:pPr>
-                    <w:pStyle w:val="Compact"/>
-                    <w:jc w:val="center"/>
-                  </w:pPr>
-                  <w:r>
-                    <w:t xml:space="preserve">Charge Variants (icIEF)</w:t>
+                    <w:t xml:space="preserve">AMV-3011</w:t>
+                  </w:r>
+                </w:p>
+              </w:tc>
+              <w:tc>
+                <w:tcPr/>
+                <w:p>
+                  <w:pPr>
+                    <w:pStyle w:val="Compact"/>
+                    <w:jc w:val="center"/>
+                  </w:pPr>
+                  <w:r>
+                    <w:t xml:space="preserve">Size-Variants (SEC-HPLC)</w:t>
                   </w:r>
                 </w:p>
               </w:tc>
@@ -3357,19 +3435,19 @@
                     <w:jc w:val="center"/>
                   </w:pPr>
                   <w:r>
-                    <w:t xml:space="preserve">AMV-3019</w:t>
-                  </w:r>
-                </w:p>
-              </w:tc>
-              <w:tc>
-                <w:tcPr/>
-                <w:p>
-                  <w:pPr>
-                    <w:pStyle w:val="Compact"/>
-                    <w:jc w:val="center"/>
-                  </w:pPr>
-                  <w:r>
-                    <w:t xml:space="preserve">Protein Concentration by A280 (UV)</w:t>
+                    <w:t xml:space="preserve">AMV-3020</w:t>
+                  </w:r>
+                </w:p>
+              </w:tc>
+              <w:tc>
+                <w:tcPr/>
+                <w:p>
+                  <w:pPr>
+                    <w:pStyle w:val="Compact"/>
+                    <w:jc w:val="center"/>
+                  </w:pPr>
+                  <w:r>
+                    <w:t xml:space="preserve">Purity (non-reduced CE-SDS)</w:t>
                   </w:r>
                 </w:p>
               </w:tc>
@@ -3392,19 +3470,54 @@
                     <w:jc w:val="center"/>
                   </w:pPr>
                   <w:r>
-                    <w:t xml:space="preserve">AMV-3020</w:t>
-                  </w:r>
-                </w:p>
-              </w:tc>
-              <w:tc>
-                <w:tcPr/>
-                <w:p>
-                  <w:pPr>
-                    <w:pStyle w:val="Compact"/>
-                    <w:jc w:val="center"/>
-                  </w:pPr>
-                  <w:r>
-                    <w:t xml:space="preserve">Purity (non-reduced CE-SDS)</w:t>
+                    <w:t xml:space="preserve">AMV-3013</w:t>
+                  </w:r>
+                </w:p>
+              </w:tc>
+              <w:tc>
+                <w:tcPr/>
+                <w:p>
+                  <w:pPr>
+                    <w:pStyle w:val="Compact"/>
+                    <w:jc w:val="center"/>
+                  </w:pPr>
+                  <w:r>
+                    <w:t xml:space="preserve">Charge Variants (icIEF)</w:t>
+                  </w:r>
+                </w:p>
+              </w:tc>
+            </w:tr>
+            <w:tr>
+              <w:tc>
+                <w:tcPr>
+                  <w:gridSpan w:val="1"/>
+                  <w:vMerge w:val="continue"/>
+                </w:tcPr>
+                <w:p>
+                  <w:pPr/>
+                </w:p>
+              </w:tc>
+              <w:tc>
+                <w:tcPr/>
+                <w:p>
+                  <w:pPr>
+                    <w:pStyle w:val="Compact"/>
+                    <w:jc w:val="center"/>
+                  </w:pPr>
+                  <w:r>
+                    <w:t xml:space="preserve">AMV-3019</w:t>
+                  </w:r>
+                </w:p>
+              </w:tc>
+              <w:tc>
+                <w:tcPr/>
+                <w:p>
+                  <w:pPr>
+                    <w:pStyle w:val="Compact"/>
+                    <w:jc w:val="center"/>
+                  </w:pPr>
+                  <w:r>
+                    <w:t xml:space="preserve">Protein Concentration by A280 (UV)</w:t>
                   </w:r>
                 </w:p>
               </w:tc>
@@ -4222,7 +4335,7 @@
         <w:pStyle w:val="BodyText"/>
       </w:pPr>
       <w:r>
-        <w:t xml:space="preserve">The model is qualified under the scale-down model qualification procedure SOP-1001 in study S-PA-SDM, the scale-down model qualification, before the first run of the screening design. In that study, 3 runs of the model at set-point are compared with 5 manufacturing-scale batches of A-Mab run at set-point. The quantities compared are pool host cell protein, leached Protein A, step yield and column efficiency (plate count and peak asymmetry).</w:t>
+        <w:t xml:space="preserve">The qualification runs are made under the scale-down model qualification procedure SOP-1001 in study S-PA-SDM, before the first run of the screening design, and they give the offset of each quantity the qualification compares. Whether the model is qualified for an output is decided at analysis, because the decision needs the response-surface model of the step. In that study, 3 runs of the model at set-point are compared with 5 manufacturing-scale batches of A-Mab run at set-point. The quantities compared are pool host cell protein, leached Protein A, step yield and column efficiency (plate count and peak asymmetry).</w:t>
       </w:r>
     </w:p>
     <w:p>
@@ -5158,7 +5271,7 @@
                     <w:t xml:space="preserve"> </w:t>
                   </w:r>
                   <w:r>
-                    <w:t xml:space="preserve">Retained response-surface samples, tested 2026-04-06 to 2026-04-17.</w:t>
+                    <w:t xml:space="preserve">Retained samples of the response-surface design and of the hold study, tested 2026-04-06 to 2026-04-17.</w:t>
                   </w:r>
                 </w:p>
               </w:tc>
@@ -5374,7 +5487,7 @@
             <w:tblPr>
               <w:tblStyle w:val="Table"/>
               <w:tblW w:type="auto" w:w="0"/>
-              <w:tblLook w:firstRow="1" w:lastRow="0" w:firstColumn="0" w:lastColumn="0" w:noHBand="0" w:noVBand="0" w:val="0020"/>
+              <w:tblLook w:firstRow="1" w:lastRow="1" w:firstColumn="0" w:lastColumn="0" w:noHBand="0" w:noVBand="0" w:val="0020"/>
             </w:tblPr>
             <w:tblGrid>
               <w:gridCol w:w="1320"/>
@@ -5520,6 +5633,12 @@
                   <w:r>
                     <w:t xml:space="preserve">20–40</w:t>
                   </w:r>
+                  <w:r>
+                    <w:rPr>
+                      <w:vertAlign w:val="superscript"/>
+                    </w:rPr>
+                    <w:t xml:space="preserve">a)</w:t>
+                  </w:r>
                 </w:p>
               </w:tc>
               <w:tc>
@@ -5901,6 +6020,31 @@
                   </w:pPr>
                   <w:r>
                     <w:t xml:space="preserve">univariate</w:t>
+                  </w:r>
+                </w:p>
+              </w:tc>
+            </w:tr>
+            <w:tr>
+              <w:tc>
+                <w:tcPr>
+                  <w:gridSpan w:val="6"/>
+                </w:tcPr>
+                <w:p>
+                  <w:pPr>
+                    <w:pStyle w:val="Compact"/>
+                    <w:jc w:val="center"/>
+                  </w:pPr>
+                  <w:r>
+                    <w:rPr>
+                      <w:vertAlign w:val="superscript"/>
+                    </w:rPr>
+                    <w:t xml:space="preserve">a)</w:t>
+                  </w:r>
+                  <w:r>
+                    <w:t xml:space="preserve"> </w:t>
+                  </w:r>
+                  <w:r>
+                    <w:t xml:space="preserve">The NOR against which the studies were planned and judged. PCR-005 Version 2.0 narrowed protein load to 20–39 g/L resin.</w:t>
                   </w:r>
                 </w:p>
               </w:tc>
@@ -6414,7 +6558,7 @@
         </w:r>
       </w:hyperlink>
       <w:r>
-        <w:t xml:space="preserve">), so the eluate carries the aggregate and acidic variants of the production bioreactor output to the viral inactivation load. The criteria in force for that output, from the table of intermediate acceptance criteria in PCMP-001, are ≤ 7.04 % HMW for aggregate and 18–39.6 % for acidic variants.</w:t>
+        <w:t xml:space="preserve">), so the eluate carries the aggregate and acidic variants of the production bioreactor output to the viral inactivation load. The criteria in force for that output, from the table of intermediate acceptance criteria in PCMP-001, are ≤ 6.46 % HMW for aggregate and 18–39.6 % for acidic variants.</w:t>
       </w:r>
     </w:p>
     <w:p>
@@ -6426,7 +6570,7 @@
         </w:numPr>
       </w:pPr>
       <w:r>
-        <w:t xml:space="preserve">From the platform worst cases alone the aggregate criterion was ≤ 9.30 %. Cation exchange clears aggregate less than its platform worst case (one-sided 95 % confidence bound 1.52-fold, against 2.00-fold), which made the criterion stricter. Low-pH viral inactivation adds less aggregate than its platform worst case (one-sided 95 % confidence bound 0.54 percentage points, against 0.70), which made it wider. The net change is to a stricter criterion.</w:t>
+        <w:t xml:space="preserve">From the platform worst cases alone the aggregate criterion was ≤ 9.30 %. Cation exchange clears aggregate less than its platform worst case (one-sided 95 % prediction bound of a single batch 1.40-fold, against 2.00-fold), which made the criterion stricter. Low-pH viral inactivation adds less aggregate than its platform worst case (one-sided 95 % prediction bound of a single batch 0.56 percentage points, against 0.70), which made it wider. The net change is to a stricter criterion.</w:t>
       </w:r>
     </w:p>
     <w:p>
@@ -6438,7 +6582,7 @@
         </w:numPr>
       </w:pPr>
       <w:r>
-        <w:t xml:space="preserve">The upper limit for acidic variants was 39.0 % from the platform worst case. It is 39.6 %, because low-pH viral inactivation adds fewer acidic variants than its platform worst case (one-sided 95 % confidence bound 0.40 percentage points, against 1.00).</w:t>
+        <w:t xml:space="preserve">The upper limit for acidic variants was 39.0 % from the platform worst case. It is 39.6 %, because low-pH viral inactivation adds fewer acidic variants than its platform worst case (one-sided 95 % prediction bound of a single batch 0.40 percentage points, against 1.00).</w:t>
       </w:r>
     </w:p>
     <w:p>
@@ -6780,7 +6924,7 @@
                     <w:jc w:val="center"/>
                   </w:pPr>
                   <w:r>
-                    <w:t xml:space="preserve">≤ 21,662</w:t>
+                    <w:t xml:space="preserve">≤ 17,069</w:t>
                   </w:r>
                 </w:p>
               </w:tc>
@@ -7086,7 +7230,7 @@
                     <w:t xml:space="preserve"> </w:t>
                   </w:r>
                   <w:r>
-                    <w:t xml:space="preserve">Widened, because the A-Mab results of cation exchange and anion exchange showed at the one-sided 95 % confidence bound, from models that passed the adequacy tests, that each step clears more host cell protein than its platform worst case (PCMP-001, verification of the platform worst cases).</w:t>
+                    <w:t xml:space="preserve">Widened, because the A-Mab results of anion exchange showed at the one-sided 95 % prediction bound of a single batch, from a model that passed the adequacy tests, that the step clears more host cell protein than its platform worst case (PCMP-001, verification of the platform worst cases).</w:t>
                   </w:r>
                 </w:p>
               </w:tc>
@@ -7215,13 +7359,14 @@
               <w:pStyle w:val="ImageCaption"/>
             </w:pPr>
             <w:r>
-              <w:t xml:space="preserve">Table 10: Intermediate acceptance criteria and their derivation from the drug-substance criteria, Protein A output.</w:t>
+              <w:t xml:space="preserve">Table 10: Intermediate acceptance criteria for the Protein A output and their derivation from the drug-substance criteria.</w:t>
             </w:r>
           </w:p>
           <w:tbl>
             <w:tblPr>
               <w:tblStyle w:val="Table"/>
-              <w:tblW w:type="auto" w:w="0"/>
+              <w:tblW w:type="pct" w:w="5000"/>
+              <w:tblLayout w:type="fixed"/>
               <w:tblLook w:firstRow="1" w:lastRow="1" w:firstColumn="0" w:lastColumn="0" w:noHBand="0" w:noVBand="0" w:val="0020"/>
             </w:tblPr>
             <w:tblGrid>
@@ -7276,6 +7421,12 @@
                   <w:r>
                     <w:t xml:space="preserve">Downstream worst case</w:t>
                   </w:r>
+                  <w:r>
+                    <w:br/>
+                  </w:r>
+                  <w:r>
+                    <w:t xml:space="preserve">(platform or verified)</w:t>
+                  </w:r>
                 </w:p>
               </w:tc>
               <w:tc>
@@ -7337,7 +7488,7 @@
                     <w:jc w:val="center"/>
                   </w:pPr>
                   <w:r>
-                    <w:t xml:space="preserve">Clearance fold</w:t>
+                    <w:t xml:space="preserve">Clearance factor</w:t>
                   </w:r>
                 </w:p>
               </w:tc>
@@ -7405,7 +7556,7 @@
                     <w:jc w:val="center"/>
                   </w:pPr>
                   <w:r>
-                    <w:t xml:space="preserve">217</w:t>
+                    <w:t xml:space="preserve">171</w:t>
                   </w:r>
                 </w:p>
               </w:tc>
@@ -7429,7 +7580,7 @@
                     <w:jc w:val="center"/>
                   </w:pPr>
                   <w:r>
-                    <w:t xml:space="preserve">≤ 21,662</w:t>
+                    <w:t xml:space="preserve">≤ 17,069</w:t>
                   </w:r>
                 </w:p>
               </w:tc>
@@ -7620,7 +7771,7 @@
                     <w:t xml:space="preserve"> </w:t>
                   </w:r>
                   <w:r>
-                    <w:t xml:space="preserve">The 95 % confidence bound of a downstream step's A-Mab worst case within its NOR was better than the platform worst case. The bound replaced it.</w:t>
+                    <w:t xml:space="preserve">The one-sided 95 % prediction bound of a single batch at a downstream step's A-Mab worst case within its NOR was better than the platform worst case. The bound replaced it.</w:t>
                   </w:r>
                 </w:p>
               </w:tc>
@@ -7668,7 +7819,7 @@
         <w:pStyle w:val="BodyText"/>
       </w:pPr>
       <w:r>
-        <w:t xml:space="preserve">For pool host cell protein the drug substance limit of 100 ng/mg is carried back through cation exchange and anion exchange, which together clear host cell protein 216.621-fold in the derivation. That gives 21,662 ng/mg. For leached Protein A the limit of 5 ppm and a combined clearance of 31.6-fold give 158 ppm. For fragments the limit of 2.00 % is multiplied by the clearance fold of cation exchange, 1.300, and the largest increase of low-pH viral inactivation, 0.15 percentage points, is subtracted. That gives 2.45 %.</w:t>
+        <w:t xml:space="preserve">For pool host cell protein the drug substance limit of 100 ng/mg is carried back through cation exchange and anion exchange, which together clear host cell protein 170.690-fold in the derivation. That gives 17,069 ng/mg. For leached Protein A the limit of 5 ppm and a combined clearance of 31.6-fold give 158 ppm. For fragments the limit of 2.00 % is multiplied by the clearance fold of cation exchange, 1.300, and the largest increase of low-pH viral inactivation, 0.15 percentage points, is subtracted. That gives 2.45 %.</w:t>
       </w:r>
     </w:p>
     <w:p>
@@ -7676,7 +7827,22 @@
         <w:pStyle w:val="BodyText"/>
       </w:pPr>
       <w:r>
-        <w:t xml:space="preserve">The criterion for pool host cell protein is in force at a widened value. From the platform worst cases alone, the derivation gave 16,000 ng/mg. The A-Mab models of cation exchange and anion exchange passed the adequacy tests, and each showed at the one-sided 95 % confidence bound that its step clears host cell protein better than its own platform worst case. These bounds replaced the platform values, which widened the criterion to the value above. Bounds better than the platform worst case also came from the low-pH viral inactivation model for fragments and the cation exchange model for fragments. Each of these models fails an adequacy test of PCMP-001, so the bound was not used and the platform value stands. The criterion for fragments is therefore at its a priori value of 2.45 %. The criterion for leached Protein A is at its a priori value of 158 ppm, because leached Protein A is not a response of the cation exchange or anion exchange designs, so its platform values cannot be checked in this campaign.</w:t>
+        <w:t xml:space="preserve">The criterion for pool host cell protein is in force at a widened value. From the platform worst cases alone, the derivation gave 16,000 ng/mg. The A-Mab model of anion exchange passed the adequacy tests, and it showed at the one-sided 95 % prediction bound of a single batch that the step clears host cell protein better than its platform worst case. That bound replaced the platform value, which widened the criterion to the value above.</w:t>
+      </w:r>
+      <w:r>
+        <w:t xml:space="preserve"> </w:t>
+      </w:r>
+      <w:r>
+        <w:rPr>
+          <w:rStyle w:val="VerbatimChar"/>
+        </w:rPr>
+        <w:t xml:space="preserve">{python} inad_text</w:t>
+      </w:r>
+      <w:r>
+        <w:t xml:space="preserve"> </w:t>
+      </w:r>
+      <w:r>
+        <w:t xml:space="preserve">The criterion for fragments is therefore at its a priori value of 2.45 %. The criterion for leached Protein A is at its a priori value of 158 ppm, because leached Protein A is not a response of the cation exchange or anion exchange designs, so its platform values cannot be checked in this campaign.</w:t>
       </w:r>
     </w:p>
     <w:p>
@@ -7696,7 +7862,7 @@
         </w:numPr>
       </w:pPr>
       <w:r>
-        <w:t xml:space="preserve">Where a downstream step does worse within its NOR than its platform worst case, the one-sided 95 % confidence bound of its A-Mab worst case, taken on the unfavourable side, replaces the platform value. The criterion of this step then becomes stricter.</w:t>
+        <w:t xml:space="preserve">Where a downstream step does worse within its NOR than its platform worst case, the one-sided 95 % prediction bound of a single batch at its A-Mab worst case, taken on the unfavourable side, replaces the platform value. The criterion of this step then becomes stricter.</w:t>
       </w:r>
     </w:p>
     <w:p>
@@ -7708,7 +7874,7 @@
         </w:numPr>
       </w:pPr>
       <w:r>
-        <w:t xml:space="preserve">Where the one-sided 95 % confidence bound of the A-Mab worst case within the NOR is better than the platform value, and the model of the downstream step passes the adequacy tests of PCMP-001 (no significant lack of fit, and predicted R² within the limit of R²), the bound replaces the platform value. The criterion of this step then becomes wider. The point prediction is never used to widen a criterion.</w:t>
+        <w:t xml:space="preserve">Where the one-sided 95 % prediction bound of a single batch at the A-Mab worst case within the NOR is better than the platform value, and the model of the downstream step passes the adequacy tests of PCMP-001 (no significant lack of fit, and predicted R² within the limit of R²), the bound replaces the platform value. The criterion of this step then becomes wider. The point prediction is never used to widen a criterion.</w:t>
       </w:r>
     </w:p>
     <w:p>
@@ -8011,7 +8177,7 @@
                     <w:jc w:val="center"/>
                   </w:pPr>
                   <w:r>
-                    <w:t xml:space="preserve">Platform, model not adequate</w:t>
+                    <w:t xml:space="preserve">Platform</w:t>
                   </w:r>
                   <w:r>
                     <w:rPr>
@@ -8095,19 +8261,191 @@
                     <w:jc w:val="center"/>
                   </w:pPr>
                   <w:r>
-                    <w:t xml:space="preserve">41.8</w:t>
-                  </w:r>
-                </w:p>
-              </w:tc>
-              <w:tc>
-                <w:tcPr/>
-                <w:p>
-                  <w:pPr>
-                    <w:pStyle w:val="Compact"/>
-                    <w:jc w:val="center"/>
-                  </w:pPr>
-                  <w:r>
-                    <w:t xml:space="preserve">Bound, widened</w:t>
+                    <w:t xml:space="preserve">40.0</w:t>
+                  </w:r>
+                </w:p>
+              </w:tc>
+              <w:tc>
+                <w:tcPr/>
+                <w:p>
+                  <w:pPr>
+                    <w:pStyle w:val="Compact"/>
+                    <w:jc w:val="center"/>
+                  </w:pPr>
+                  <w:r>
+                    <w:t xml:space="preserve">Platform</w:t>
+                  </w:r>
+                  <w:r>
+                    <w:rPr>
+                      <w:vertAlign w:val="superscript"/>
+                    </w:rPr>
+                    <w:t xml:space="preserve">a)</w:t>
+                  </w:r>
+                </w:p>
+              </w:tc>
+              <w:tc>
+                <w:tcPr/>
+                <w:p>
+                  <w:pPr>
+                    <w:pStyle w:val="Compact"/>
+                    <w:jc w:val="center"/>
+                  </w:pPr>
+                  <w:r>
+                    <w:t xml:space="preserve">PCR-007</w:t>
+                  </w:r>
+                </w:p>
+              </w:tc>
+            </w:tr>
+            <w:tr>
+              <w:tc>
+                <w:tcPr>
+                  <w:gridSpan w:val="1"/>
+                  <w:vMerge w:val="continue"/>
+                </w:tcPr>
+                <w:p>
+                  <w:pPr/>
+                </w:p>
+              </w:tc>
+              <w:tc>
+                <w:tcPr/>
+                <w:p>
+                  <w:pPr>
+                    <w:pStyle w:val="Compact"/>
+                    <w:jc w:val="center"/>
+                  </w:pPr>
+                  <w:r>
+                    <w:t xml:space="preserve">Fragments, LMW</w:t>
+                  </w:r>
+                </w:p>
+              </w:tc>
+              <w:tc>
+                <w:tcPr>
+                  <w:gridSpan w:val="1"/>
+                  <w:vMerge w:val="continue"/>
+                </w:tcPr>
+                <w:p>
+                  <w:pPr/>
+                </w:p>
+              </w:tc>
+              <w:tc>
+                <w:tcPr/>
+                <w:p>
+                  <w:pPr>
+                    <w:pStyle w:val="Compact"/>
+                    <w:jc w:val="center"/>
+                  </w:pPr>
+                  <w:r>
+                    <w:t xml:space="preserve">1.30</w:t>
+                  </w:r>
+                </w:p>
+              </w:tc>
+              <w:tc>
+                <w:tcPr/>
+                <w:p>
+                  <w:pPr>
+                    <w:pStyle w:val="Compact"/>
+                    <w:jc w:val="center"/>
+                  </w:pPr>
+                  <w:r>
+                    <w:t xml:space="preserve">1.30</w:t>
+                  </w:r>
+                </w:p>
+              </w:tc>
+              <w:tc>
+                <w:tcPr/>
+                <w:p>
+                  <w:pPr>
+                    <w:pStyle w:val="Compact"/>
+                    <w:jc w:val="center"/>
+                  </w:pPr>
+                  <w:r>
+                    <w:t xml:space="preserve">Platform</w:t>
+                  </w:r>
+                  <w:r>
+                    <w:rPr>
+                      <w:vertAlign w:val="superscript"/>
+                    </w:rPr>
+                    <w:t xml:space="preserve">a)</w:t>
+                  </w:r>
+                </w:p>
+              </w:tc>
+              <w:tc>
+                <w:tcPr/>
+                <w:p>
+                  <w:pPr>
+                    <w:pStyle w:val="Compact"/>
+                    <w:jc w:val="center"/>
+                  </w:pPr>
+                  <w:r>
+                    <w:t xml:space="preserve">PCR-007</w:t>
+                  </w:r>
+                </w:p>
+              </w:tc>
+            </w:tr>
+            <w:tr>
+              <w:tc>
+                <w:tcPr>
+                  <w:gridSpan w:val="1"/>
+                  <w:vMerge w:val="continue"/>
+                </w:tcPr>
+                <w:p>
+                  <w:pPr/>
+                </w:p>
+              </w:tc>
+              <w:tc>
+                <w:tcPr/>
+                <w:p>
+                  <w:pPr>
+                    <w:pStyle w:val="Compact"/>
+                    <w:jc w:val="center"/>
+                  </w:pPr>
+                  <w:r>
+                    <w:t xml:space="preserve">Leached Protein A</w:t>
+                  </w:r>
+                </w:p>
+              </w:tc>
+              <w:tc>
+                <w:tcPr>
+                  <w:gridSpan w:val="1"/>
+                  <w:vMerge w:val="continue"/>
+                </w:tcPr>
+                <w:p>
+                  <w:pPr/>
+                </w:p>
+              </w:tc>
+              <w:tc>
+                <w:tcPr/>
+                <w:p>
+                  <w:pPr>
+                    <w:pStyle w:val="Compact"/>
+                    <w:jc w:val="center"/>
+                  </w:pPr>
+                  <w:r>
+                    <w:t xml:space="preserve">3.16</w:t>
+                  </w:r>
+                </w:p>
+              </w:tc>
+              <w:tc>
+                <w:tcPr/>
+                <w:p>
+                  <w:pPr>
+                    <w:pStyle w:val="Compact"/>
+                    <w:jc w:val="center"/>
+                  </w:pPr>
+                  <w:r>
+                    <w:t xml:space="preserve">3.16</w:t>
+                  </w:r>
+                </w:p>
+              </w:tc>
+              <w:tc>
+                <w:tcPr/>
+                <w:p>
+                  <w:pPr>
+                    <w:pStyle w:val="Compact"/>
+                    <w:jc w:val="center"/>
+                  </w:pPr>
+                  <w:r>
+                    <w:t xml:space="preserve">Platform</w:t>
                   </w:r>
                   <w:r>
                     <w:rPr>
@@ -8125,7 +8463,103 @@
                     <w:jc w:val="center"/>
                   </w:pPr>
                   <w:r>
-                    <w:t xml:space="preserve">PCR-007</w:t>
+                    <w:t xml:space="preserve">not checked</w:t>
+                  </w:r>
+                </w:p>
+              </w:tc>
+            </w:tr>
+            <w:tr>
+              <w:tc>
+                <w:tcPr>
+                  <w:vMerge w:val="restart"/>
+                </w:tcPr>
+                <w:p>
+                  <w:pPr>
+                    <w:pStyle w:val="Compact"/>
+                    <w:jc w:val="center"/>
+                  </w:pPr>
+                  <w:r>
+                    <w:t xml:space="preserve">Anion exchange</w:t>
+                  </w:r>
+                </w:p>
+              </w:tc>
+              <w:tc>
+                <w:tcPr/>
+                <w:p>
+                  <w:pPr>
+                    <w:pStyle w:val="Compact"/>
+                    <w:jc w:val="center"/>
+                  </w:pPr>
+                  <w:r>
+                    <w:t xml:space="preserve">Host cell protein</w:t>
+                  </w:r>
+                </w:p>
+              </w:tc>
+              <w:tc>
+                <w:tcPr>
+                  <w:vMerge w:val="restart"/>
+                </w:tcPr>
+                <w:p>
+                  <w:pPr>
+                    <w:pStyle w:val="Compact"/>
+                    <w:jc w:val="center"/>
+                  </w:pPr>
+                  <w:r>
+                    <w:t xml:space="preserve">Lowest clearance fold</w:t>
+                  </w:r>
+                </w:p>
+              </w:tc>
+              <w:tc>
+                <w:tcPr/>
+                <w:p>
+                  <w:pPr>
+                    <w:pStyle w:val="Compact"/>
+                    <w:jc w:val="center"/>
+                  </w:pPr>
+                  <w:r>
+                    <w:t xml:space="preserve">4.00</w:t>
+                  </w:r>
+                </w:p>
+              </w:tc>
+              <w:tc>
+                <w:tcPr/>
+                <w:p>
+                  <w:pPr>
+                    <w:pStyle w:val="Compact"/>
+                    <w:jc w:val="center"/>
+                  </w:pPr>
+                  <w:r>
+                    <w:t xml:space="preserve">4.27</w:t>
+                  </w:r>
+                </w:p>
+              </w:tc>
+              <w:tc>
+                <w:tcPr/>
+                <w:p>
+                  <w:pPr>
+                    <w:pStyle w:val="Compact"/>
+                    <w:jc w:val="center"/>
+                  </w:pPr>
+                  <w:r>
+                    <w:t xml:space="preserve">Bound, widened</w:t>
+                  </w:r>
+                  <w:r>
+                    <w:rPr>
+                      <w:vertAlign w:val="superscript"/>
+                    </w:rPr>
+                    <w:t xml:space="preserve">c)</w:t>
+                  </w:r>
+                </w:p>
+              </w:tc>
+              <w:tc>
+                <w:tcPr/>
+                <w:p>
+                  <w:pPr>
+                    <w:pStyle w:val="Compact"/>
+                    <w:jc w:val="center"/>
+                  </w:pPr>
+                  <w:r>
+                    <w:t xml:space="preserve">PCR-008</w:t>
                   </w:r>
                 </w:p>
               </w:tc>
@@ -8148,7 +8582,7 @@
                     <w:jc w:val="center"/>
                   </w:pPr>
                   <w:r>
-                    <w:t xml:space="preserve">Fragments, LMW</w:t>
+                    <w:t xml:space="preserve">Leached Protein A</w:t>
                   </w:r>
                 </w:p>
               </w:tc>
@@ -8169,49 +8603,74 @@
                     <w:jc w:val="center"/>
                   </w:pPr>
                   <w:r>
-                    <w:t xml:space="preserve">1.30</w:t>
-                  </w:r>
-                </w:p>
-              </w:tc>
-              <w:tc>
-                <w:tcPr/>
-                <w:p>
-                  <w:pPr>
-                    <w:pStyle w:val="Compact"/>
-                    <w:jc w:val="center"/>
-                  </w:pPr>
-                  <w:r>
-                    <w:t xml:space="preserve">1.30</w:t>
-                  </w:r>
-                </w:p>
-              </w:tc>
-              <w:tc>
-                <w:tcPr/>
-                <w:p>
-                  <w:pPr>
-                    <w:pStyle w:val="Compact"/>
-                    <w:jc w:val="center"/>
-                  </w:pPr>
-                  <w:r>
-                    <w:t xml:space="preserve">Platform, model not adequate</w:t>
-                  </w:r>
+                    <w:t xml:space="preserve">10.0</w:t>
+                  </w:r>
+                </w:p>
+              </w:tc>
+              <w:tc>
+                <w:tcPr/>
+                <w:p>
+                  <w:pPr>
+                    <w:pStyle w:val="Compact"/>
+                    <w:jc w:val="center"/>
+                  </w:pPr>
+                  <w:r>
+                    <w:t xml:space="preserve">10.0</w:t>
+                  </w:r>
+                </w:p>
+              </w:tc>
+              <w:tc>
+                <w:tcPr/>
+                <w:p>
+                  <w:pPr>
+                    <w:pStyle w:val="Compact"/>
+                    <w:jc w:val="center"/>
+                  </w:pPr>
+                  <w:r>
+                    <w:t xml:space="preserve">Platform</w:t>
+                  </w:r>
+                  <w:r>
+                    <w:rPr>
+                      <w:vertAlign w:val="superscript"/>
+                    </w:rPr>
+                    <w:t xml:space="preserve">b)</w:t>
+                  </w:r>
+                </w:p>
+              </w:tc>
+              <w:tc>
+                <w:tcPr/>
+                <w:p>
+                  <w:pPr>
+                    <w:pStyle w:val="Compact"/>
+                    <w:jc w:val="center"/>
+                  </w:pPr>
+                  <w:r>
+                    <w:t xml:space="preserve">not checked</w:t>
+                  </w:r>
+                </w:p>
+              </w:tc>
+            </w:tr>
+            <w:tr>
+              <w:tc>
+                <w:tcPr>
+                  <w:gridSpan w:val="7"/>
+                </w:tcPr>
+                <w:p>
+                  <w:pPr>
+                    <w:pStyle w:val="Compact"/>
+                    <w:jc w:val="center"/>
+                  </w:pPr>
                   <w:r>
                     <w:rPr>
                       <w:vertAlign w:val="superscript"/>
                     </w:rPr>
                     <w:t xml:space="preserve">a)</w:t>
                   </w:r>
-                </w:p>
-              </w:tc>
-              <w:tc>
-                <w:tcPr/>
-                <w:p>
-                  <w:pPr>
-                    <w:pStyle w:val="Compact"/>
-                    <w:jc w:val="center"/>
-                  </w:pPr>
-                  <w:r>
-                    <w:t xml:space="preserve">PCR-007</w:t>
+                  <w:r>
+                    <w:t xml:space="preserve"> </w:t>
+                  </w:r>
+                  <w:r>
+                    <w:t xml:space="preserve">The A-Mab result confirmed the platform worst case, which stands.</w:t>
                   </w:r>
                 </w:p>
               </w:tc>
@@ -8219,342 +8678,49 @@
             <w:tr>
               <w:tc>
                 <w:tcPr>
-                  <w:gridSpan w:val="1"/>
-                  <w:vMerge w:val="continue"/>
+                  <w:gridSpan w:val="7"/>
                 </w:tcPr>
                 <w:p>
-                  <w:pPr/>
-                </w:p>
-              </w:tc>
-              <w:tc>
-                <w:tcPr/>
-                <w:p>
-                  <w:pPr>
-                    <w:pStyle w:val="Compact"/>
-                    <w:jc w:val="center"/>
-                  </w:pPr>
-                  <w:r>
-                    <w:t xml:space="preserve">Leached Protein A</w:t>
-                  </w:r>
-                </w:p>
-              </w:tc>
+                  <w:pPr>
+                    <w:pStyle w:val="Compact"/>
+                    <w:jc w:val="center"/>
+                  </w:pPr>
+                  <w:r>
+                    <w:rPr>
+                      <w:vertAlign w:val="superscript"/>
+                    </w:rPr>
+                    <w:t xml:space="preserve">b)</w:t>
+                  </w:r>
+                  <w:r>
+                    <w:t xml:space="preserve"> </w:t>
+                  </w:r>
+                  <w:r>
+                    <w:t xml:space="preserve">Not a response of the downstream designs, so the platform value cannot be checked in this campaign and stands.</w:t>
+                  </w:r>
+                </w:p>
+              </w:tc>
+            </w:tr>
+            <w:tr>
               <w:tc>
                 <w:tcPr>
-                  <w:gridSpan w:val="1"/>
-                  <w:vMerge w:val="continue"/>
+                  <w:gridSpan w:val="7"/>
                 </w:tcPr>
                 <w:p>
-                  <w:pPr/>
-                </w:p>
-              </w:tc>
-              <w:tc>
-                <w:tcPr/>
-                <w:p>
-                  <w:pPr>
-                    <w:pStyle w:val="Compact"/>
-                    <w:jc w:val="center"/>
-                  </w:pPr>
-                  <w:r>
-                    <w:t xml:space="preserve">3.16</w:t>
-                  </w:r>
-                </w:p>
-              </w:tc>
-              <w:tc>
-                <w:tcPr/>
-                <w:p>
-                  <w:pPr>
-                    <w:pStyle w:val="Compact"/>
-                    <w:jc w:val="center"/>
-                  </w:pPr>
-                  <w:r>
-                    <w:t xml:space="preserve">3.16</w:t>
-                  </w:r>
-                </w:p>
-              </w:tc>
-              <w:tc>
-                <w:tcPr/>
-                <w:p>
-                  <w:pPr>
-                    <w:pStyle w:val="Compact"/>
-                    <w:jc w:val="center"/>
-                  </w:pPr>
-                  <w:r>
-                    <w:t xml:space="preserve">Platform</w:t>
-                  </w:r>
+                  <w:pPr>
+                    <w:pStyle w:val="Compact"/>
+                    <w:jc w:val="center"/>
+                  </w:pPr>
                   <w:r>
                     <w:rPr>
                       <w:vertAlign w:val="superscript"/>
                     </w:rPr>
                     <w:t xml:space="preserve">c)</w:t>
                   </w:r>
-                </w:p>
-              </w:tc>
-              <w:tc>
-                <w:tcPr/>
-                <w:p>
-                  <w:pPr>
-                    <w:pStyle w:val="Compact"/>
-                    <w:jc w:val="center"/>
-                  </w:pPr>
-                  <w:r>
-                    <w:t xml:space="preserve">not checked</w:t>
-                  </w:r>
-                </w:p>
-              </w:tc>
-            </w:tr>
-            <w:tr>
-              <w:tc>
-                <w:tcPr>
-                  <w:vMerge w:val="restart"/>
-                </w:tcPr>
-                <w:p>
-                  <w:pPr>
-                    <w:pStyle w:val="Compact"/>
-                    <w:jc w:val="center"/>
-                  </w:pPr>
-                  <w:r>
-                    <w:t xml:space="preserve">Anion exchange</w:t>
-                  </w:r>
-                </w:p>
-              </w:tc>
-              <w:tc>
-                <w:tcPr/>
-                <w:p>
-                  <w:pPr>
-                    <w:pStyle w:val="Compact"/>
-                    <w:jc w:val="center"/>
-                  </w:pPr>
-                  <w:r>
-                    <w:t xml:space="preserve">Host cell protein</w:t>
-                  </w:r>
-                </w:p>
-              </w:tc>
-              <w:tc>
-                <w:tcPr>
-                  <w:vMerge w:val="restart"/>
-                </w:tcPr>
-                <w:p>
-                  <w:pPr>
-                    <w:pStyle w:val="Compact"/>
-                    <w:jc w:val="center"/>
-                  </w:pPr>
-                  <w:r>
-                    <w:t xml:space="preserve">Lowest clearance fold</w:t>
-                  </w:r>
-                </w:p>
-              </w:tc>
-              <w:tc>
-                <w:tcPr/>
-                <w:p>
-                  <w:pPr>
-                    <w:pStyle w:val="Compact"/>
-                    <w:jc w:val="center"/>
-                  </w:pPr>
-                  <w:r>
-                    <w:t xml:space="preserve">4.00</w:t>
-                  </w:r>
-                </w:p>
-              </w:tc>
-              <w:tc>
-                <w:tcPr/>
-                <w:p>
-                  <w:pPr>
-                    <w:pStyle w:val="Compact"/>
-                    <w:jc w:val="center"/>
-                  </w:pPr>
-                  <w:r>
-                    <w:t xml:space="preserve">5.18</w:t>
-                  </w:r>
-                </w:p>
-              </w:tc>
-              <w:tc>
-                <w:tcPr/>
-                <w:p>
-                  <w:pPr>
-                    <w:pStyle w:val="Compact"/>
-                    <w:jc w:val="center"/>
-                  </w:pPr>
-                  <w:r>
-                    <w:t xml:space="preserve">Bound, widened</w:t>
-                  </w:r>
-                  <w:r>
-                    <w:rPr>
-                      <w:vertAlign w:val="superscript"/>
-                    </w:rPr>
-                    <w:t xml:space="preserve">b)</w:t>
-                  </w:r>
-                </w:p>
-              </w:tc>
-              <w:tc>
-                <w:tcPr/>
-                <w:p>
-                  <w:pPr>
-                    <w:pStyle w:val="Compact"/>
-                    <w:jc w:val="center"/>
-                  </w:pPr>
-                  <w:r>
-                    <w:t xml:space="preserve">PCR-008</w:t>
-                  </w:r>
-                </w:p>
-              </w:tc>
-            </w:tr>
-            <w:tr>
-              <w:tc>
-                <w:tcPr>
-                  <w:gridSpan w:val="1"/>
-                  <w:vMerge w:val="continue"/>
-                </w:tcPr>
-                <w:p>
-                  <w:pPr/>
-                </w:p>
-              </w:tc>
-              <w:tc>
-                <w:tcPr/>
-                <w:p>
-                  <w:pPr>
-                    <w:pStyle w:val="Compact"/>
-                    <w:jc w:val="center"/>
-                  </w:pPr>
-                  <w:r>
-                    <w:t xml:space="preserve">Leached Protein A</w:t>
-                  </w:r>
-                </w:p>
-              </w:tc>
-              <w:tc>
-                <w:tcPr>
-                  <w:gridSpan w:val="1"/>
-                  <w:vMerge w:val="continue"/>
-                </w:tcPr>
-                <w:p>
-                  <w:pPr/>
-                </w:p>
-              </w:tc>
-              <w:tc>
-                <w:tcPr/>
-                <w:p>
-                  <w:pPr>
-                    <w:pStyle w:val="Compact"/>
-                    <w:jc w:val="center"/>
-                  </w:pPr>
-                  <w:r>
-                    <w:t xml:space="preserve">10.0</w:t>
-                  </w:r>
-                </w:p>
-              </w:tc>
-              <w:tc>
-                <w:tcPr/>
-                <w:p>
-                  <w:pPr>
-                    <w:pStyle w:val="Compact"/>
-                    <w:jc w:val="center"/>
-                  </w:pPr>
-                  <w:r>
-                    <w:t xml:space="preserve">10.0</w:t>
-                  </w:r>
-                </w:p>
-              </w:tc>
-              <w:tc>
-                <w:tcPr/>
-                <w:p>
-                  <w:pPr>
-                    <w:pStyle w:val="Compact"/>
-                    <w:jc w:val="center"/>
-                  </w:pPr>
-                  <w:r>
-                    <w:t xml:space="preserve">Platform</w:t>
-                  </w:r>
-                  <w:r>
-                    <w:rPr>
-                      <w:vertAlign w:val="superscript"/>
-                    </w:rPr>
-                    <w:t xml:space="preserve">c)</w:t>
-                  </w:r>
-                </w:p>
-              </w:tc>
-              <w:tc>
-                <w:tcPr/>
-                <w:p>
-                  <w:pPr>
-                    <w:pStyle w:val="Compact"/>
-                    <w:jc w:val="center"/>
-                  </w:pPr>
-                  <w:r>
-                    <w:t xml:space="preserve">not checked</w:t>
-                  </w:r>
-                </w:p>
-              </w:tc>
-            </w:tr>
-            <w:tr>
-              <w:tc>
-                <w:tcPr>
-                  <w:gridSpan w:val="7"/>
-                </w:tcPr>
-                <w:p>
-                  <w:pPr>
-                    <w:pStyle w:val="Compact"/>
-                    <w:jc w:val="center"/>
-                  </w:pPr>
-                  <w:r>
-                    <w:rPr>
-                      <w:vertAlign w:val="superscript"/>
-                    </w:rPr>
-                    <w:t xml:space="preserve">a)</w:t>
-                  </w:r>
                   <w:r>
                     <w:t xml:space="preserve"> </w:t>
                   </w:r>
                   <w:r>
-                    <w:t xml:space="preserve">The bound was better than the platform value, but the model fails an adequacy test of PCMP-001, so the platform value stands.</w:t>
-                  </w:r>
-                </w:p>
-              </w:tc>
-            </w:tr>
-            <w:tr>
-              <w:tc>
-                <w:tcPr>
-                  <w:gridSpan w:val="7"/>
-                </w:tcPr>
-                <w:p>
-                  <w:pPr>
-                    <w:pStyle w:val="Compact"/>
-                    <w:jc w:val="center"/>
-                  </w:pPr>
-                  <w:r>
-                    <w:rPr>
-                      <w:vertAlign w:val="superscript"/>
-                    </w:rPr>
-                    <w:t xml:space="preserve">b)</w:t>
-                  </w:r>
-                  <w:r>
-                    <w:t xml:space="preserve"> </w:t>
-                  </w:r>
-                  <w:r>
-                    <w:t xml:space="preserve">The one-sided 95 % confidence bound of the A-Mab worst case within the NOR was better than the platform value, and the model passed the adequacy tests. The bound replaced the platform value.</w:t>
-                  </w:r>
-                </w:p>
-              </w:tc>
-            </w:tr>
-            <w:tr>
-              <w:tc>
-                <w:tcPr>
-                  <w:gridSpan w:val="7"/>
-                </w:tcPr>
-                <w:p>
-                  <w:pPr>
-                    <w:pStyle w:val="Compact"/>
-                    <w:jc w:val="center"/>
-                  </w:pPr>
-                  <w:r>
-                    <w:rPr>
-                      <w:vertAlign w:val="superscript"/>
-                    </w:rPr>
-                    <w:t xml:space="preserve">c)</w:t>
-                  </w:r>
-                  <w:r>
-                    <w:t xml:space="preserve"> </w:t>
-                  </w:r>
-                  <w:r>
-                    <w:t xml:space="preserve">Not a response of the downstream designs, so the platform value cannot be checked in this campaign and stands.</w:t>
+                    <w:t xml:space="preserve">The one-sided 95 % prediction bound of a single batch at the A-Mab worst case within the NOR was better than the platform value, and the model passed the adequacy tests. The bound replaced the platform value.</w:t>
                   </w:r>
                 </w:p>
               </w:tc>

--- a/pc_package/PCP-005_protein_a.docx
+++ b/pc_package/PCP-005_protein_a.docx
@@ -1396,32 +1396,6 @@
               <w:jc w:val="left"/>
             </w:pPr>
             <w:r>
-              <w:t xml:space="preserve">icIEF</w:t>
-            </w:r>
-          </w:p>
-        </w:tc>
-        <w:tc>
-          <w:tcPr/>
-          <w:p>
-            <w:pPr>
-              <w:pStyle w:val="Compact"/>
-              <w:jc w:val="left"/>
-            </w:pPr>
-            <w:r>
-              <w:t xml:space="preserve">imaged capillary isoelectric focusing</w:t>
-            </w:r>
-          </w:p>
-        </w:tc>
-      </w:tr>
-      <w:tr>
-        <w:tc>
-          <w:tcPr/>
-          <w:p>
-            <w:pPr>
-              <w:pStyle w:val="Compact"/>
-              <w:jc w:val="left"/>
-            </w:pPr>
-            <w:r>
               <w:t xml:space="preserve">LMW</w:t>
             </w:r>
           </w:p>
@@ -1710,7 +1684,7 @@
         <w:pStyle w:val="BodyText"/>
       </w:pPr>
       <w:r>
-        <w:t xml:space="preserve">The characterization covers all 6 process parameters of the step. Of these, 4 are studied in a screening design followed by a response-surface design, and 2 are studied one factor at a time. The plan also covers a hold study of the Protein A eluate at elution pH. All studies are run in a scale-down model of the commercial column. For pool host cell protein and leached Protein A, which the qualification of the model compares at both scales, each result is translated to manufacturing scale before it is judged against a criterion (</w:t>
+        <w:t xml:space="preserve">The characterization covers all 6 process parameters of the step. Of these, 4 are studied in a screening design followed by a response-surface design, and 2 are studied one factor at a time. All studies are run in a scale-down model of the commercial column. For pool host cell protein and leached Protein A, which the qualification of the model compares at both scales, each result is translated to manufacturing scale before it is judged against a criterion (</w:t>
       </w:r>
       <w:hyperlink w:anchor="sec-sdm">
         <w:r>
@@ -1729,7 +1703,7 @@
         <w:pStyle w:val="BodyText"/>
       </w:pPr>
       <w:r>
-        <w:t xml:space="preserve">PCR-005, the Process Characterization Report for this step, will report the results. It will give the proven acceptable ranges (PARs) of the multivariate parameters for each attribute of the Protein A pool with a criterion, the data for the classification of every parameter of the step, and the conditions under which the eluate may be held. Although Protein A chromatography removes some virus, no viral clearance claim is made for this step</w:t>
+        <w:t xml:space="preserve">PCR-005, the Process Characterization Report for this step, will report the results. It will give the proven acceptable ranges (PARs) of the multivariate parameters for each attribute of the Protein A pool with a criterion, and the data for the classification of every parameter of the step. Although Protein A chromatography removes some virus, no viral clearance claim is made for this step</w:t>
       </w:r>
       <w:r>
         <w:t xml:space="preserve"> </w:t>
@@ -2545,18 +2519,6 @@
         </w:numPr>
       </w:pPr>
       <w:r>
-        <w:t xml:space="preserve">To establish how long, and at which temperature, the Protein A eluate may be held at elution pH before viral inactivation.</w:t>
-      </w:r>
-    </w:p>
-    <w:p>
-      <w:pPr>
-        <w:pStyle w:val="Compact"/>
-        <w:numPr>
-          <w:ilvl w:val="0"/>
-          <w:numId w:val="1002"/>
-        </w:numPr>
-      </w:pPr>
-      <w:r>
         <w:t xml:space="preserve">To provide the data for the classification of every parameter of the step under the parameter classification procedure SOP-4001.</w:t>
       </w:r>
     </w:p>
@@ -3470,41 +3432,6 @@
                     <w:jc w:val="center"/>
                   </w:pPr>
                   <w:r>
-                    <w:t xml:space="preserve">AMV-3013</w:t>
-                  </w:r>
-                </w:p>
-              </w:tc>
-              <w:tc>
-                <w:tcPr/>
-                <w:p>
-                  <w:pPr>
-                    <w:pStyle w:val="Compact"/>
-                    <w:jc w:val="center"/>
-                  </w:pPr>
-                  <w:r>
-                    <w:t xml:space="preserve">Charge Variants (icIEF)</w:t>
-                  </w:r>
-                </w:p>
-              </w:tc>
-            </w:tr>
-            <w:tr>
-              <w:tc>
-                <w:tcPr>
-                  <w:gridSpan w:val="1"/>
-                  <w:vMerge w:val="continue"/>
-                </w:tcPr>
-                <w:p>
-                  <w:pPr/>
-                </w:p>
-              </w:tc>
-              <w:tc>
-                <w:tcPr/>
-                <w:p>
-                  <w:pPr>
-                    <w:pStyle w:val="Compact"/>
-                    <w:jc w:val="center"/>
-                  </w:pPr>
-                  <w:r>
                     <w:t xml:space="preserve">AMV-3019</w:t>
                   </w:r>
                 </w:p>
@@ -3672,18 +3599,7 @@
         <w:t xml:space="preserve">(CMC Biotech Working Group 2009)</w:t>
       </w:r>
       <w:r>
-        <w:t xml:space="preserve">. Aggregate formation at low pH is characterized in the low-pH viral inactivation study (PCP-006). That study spans pH 3.2–4.0 for 60–180 min, which covers the elution pH range of this step for a much longer time. For these reasons aggregate is not a response of the designs of this plan. It is measured on every pool by SEC for information. The time the eluate waits at elution pH before inactivation is covered by the hold study (</w:t>
-      </w:r>
-      <w:hyperlink w:anchor="sec-hold">
-        <w:r>
-          <w:rPr>
-            <w:rStyle w:val="Hyperlink"/>
-          </w:rPr>
-          <w:t xml:space="preserve">Section 6.5</w:t>
-        </w:r>
-      </w:hyperlink>
-      <w:r>
-        <w:t xml:space="preserve">).</w:t>
+        <w:t xml:space="preserve">. Aggregate formation at low pH is characterized in the low-pH viral inactivation study (PCP-006). That study spans pH 3.2–4.0 for 60–180 min, which covers the elution pH range of this step for a much longer time. For these reasons aggregate is not a response of the designs of this plan. It is measured on every pool by SEC for information.</w:t>
       </w:r>
     </w:p>
     <w:bookmarkEnd w:id="30"/>
@@ -4766,19 +4682,19 @@
                     <w:jc w:val="center"/>
                   </w:pPr>
                   <w:r>
-                    <w:t xml:space="preserve">Retained pools of the response-surface design, hold samples of days 0 and 7</w:t>
-                  </w:r>
-                </w:p>
-              </w:tc>
-              <w:tc>
-                <w:tcPr/>
-                <w:p>
-                  <w:pPr>
-                    <w:pStyle w:val="Compact"/>
-                    <w:jc w:val="center"/>
-                  </w:pPr>
-                  <w:r>
-                    <w:t xml:space="preserve">Response of the response-surface design, hold study</w:t>
+                    <w:t xml:space="preserve">Retained pools of the response-surface design</w:t>
+                  </w:r>
+                </w:p>
+              </w:tc>
+              <w:tc>
+                <w:tcPr/>
+                <w:p>
+                  <w:pPr>
+                    <w:pStyle w:val="Compact"/>
+                    <w:jc w:val="center"/>
+                  </w:pPr>
+                  <w:r>
+                    <w:t xml:space="preserve">Response of the response-surface design</w:t>
                   </w:r>
                 </w:p>
               </w:tc>
@@ -4813,7 +4729,7 @@
                     <w:jc w:val="center"/>
                   </w:pPr>
                   <w:r>
-                    <w:t xml:space="preserve">Pool of every run of both designs, every hold sample</w:t>
+                    <w:t xml:space="preserve">Pool of every run of both designs</w:t>
                   </w:r>
                 </w:p>
               </w:tc>
@@ -4863,69 +4779,19 @@
                     <w:jc w:val="center"/>
                   </w:pPr>
                   <w:r>
-                    <w:t xml:space="preserve">Pool of every run, every hold sample</w:t>
-                  </w:r>
-                </w:p>
-              </w:tc>
-              <w:tc>
-                <w:tcPr/>
-                <w:p>
-                  <w:pPr>
-                    <w:pStyle w:val="Compact"/>
-                    <w:jc w:val="center"/>
-                  </w:pPr>
-                  <w:r>
-                    <w:t xml:space="preserve">For information, hold study</w:t>
-                  </w:r>
-                </w:p>
-              </w:tc>
-            </w:tr>
-            <w:tr>
-              <w:tc>
-                <w:tcPr/>
-                <w:p>
-                  <w:pPr>
-                    <w:pStyle w:val="Compact"/>
-                    <w:jc w:val="center"/>
-                  </w:pPr>
-                  <w:r>
-                    <w:t xml:space="preserve">Acidic variants (%)</w:t>
-                  </w:r>
-                </w:p>
-              </w:tc>
-              <w:tc>
-                <w:tcPr/>
-                <w:p>
-                  <w:pPr>
-                    <w:pStyle w:val="Compact"/>
-                    <w:jc w:val="center"/>
-                  </w:pPr>
-                  <w:r>
-                    <w:t xml:space="preserve">Charge Variants (icIEF)</w:t>
-                  </w:r>
-                </w:p>
-              </w:tc>
-              <w:tc>
-                <w:tcPr/>
-                <w:p>
-                  <w:pPr>
-                    <w:pStyle w:val="Compact"/>
-                    <w:jc w:val="center"/>
-                  </w:pPr>
-                  <w:r>
-                    <w:t xml:space="preserve">Every hold sample</w:t>
-                  </w:r>
-                </w:p>
-              </w:tc>
-              <w:tc>
-                <w:tcPr/>
-                <w:p>
-                  <w:pPr>
-                    <w:pStyle w:val="Compact"/>
-                    <w:jc w:val="center"/>
-                  </w:pPr>
-                  <w:r>
-                    <w:t xml:space="preserve">Hold study</w:t>
+                    <w:t xml:space="preserve">Pool of every run</w:t>
+                  </w:r>
+                </w:p>
+              </w:tc>
+              <w:tc>
+                <w:tcPr/>
+                <w:p>
+                  <w:pPr>
+                    <w:pStyle w:val="Compact"/>
+                    <w:jc w:val="center"/>
+                  </w:pPr>
+                  <w:r>
+                    <w:t xml:space="preserve">For information only</w:t>
                   </w:r>
                 </w:p>
               </w:tc>
@@ -5246,7 +5112,7 @@
                     <w:t xml:space="preserve"> </w:t>
                   </w:r>
                   <w:r>
-                    <w:t xml:space="preserve">In this matrix part of the host cell protein elutes in the SEC low molecular weight window. Reported for information only (AMD-001).</w:t>
+                    <w:t xml:space="preserve">In the Protein A and low-pH viral inactivation pools part of the host cell protein elutes in the SEC low molecular weight window. Reported for information only (AMD-001).</w:t>
                   </w:r>
                 </w:p>
               </w:tc>
@@ -5271,7 +5137,7 @@
                     <w:t xml:space="preserve"> </w:t>
                   </w:r>
                   <w:r>
-                    <w:t xml:space="preserve">Retained samples of the response-surface design and of the hold study, tested 2026-04-06 to 2026-04-17.</w:t>
+                    <w:t xml:space="preserve">Retained samples of the response-surface design, tested 2026-04-06 to 2026-04-17.</w:t>
                   </w:r>
                 </w:p>
               </w:tc>
@@ -5319,21 +5185,7 @@
         <w:pStyle w:val="BodyText"/>
       </w:pPr>
       <w:r>
-        <w:t xml:space="preserve">The samples of the hold study are taken as described in</w:t>
-      </w:r>
-      <w:r>
-        <w:t xml:space="preserve"> </w:t>
-      </w:r>
-      <w:hyperlink w:anchor="sec-hold">
-        <w:r>
-          <w:rPr>
-            <w:rStyle w:val="Hyperlink"/>
-          </w:rPr>
-          <w:t xml:space="preserve">Section 6.5</w:t>
-        </w:r>
-      </w:hyperlink>
-      <w:r>
-        <w:t xml:space="preserve">. Every sample is labelled with the study, the run number of the design and the sample point, and the chain of custody is recorded from sampling to result.</w:t>
+        <w:t xml:space="preserve">Every sample is labelled with the study, the run number of the design and the sample point, and the chain of custody is recorded from sampling to result.</w:t>
       </w:r>
     </w:p>
     <w:bookmarkEnd w:id="40"/>
@@ -5419,7 +5271,7 @@
     </w:p>
     <w:bookmarkEnd w:id="41"/>
     <w:bookmarkEnd w:id="42"/>
-    <w:bookmarkStart w:id="50" w:name="sec-design"/>
+    <w:bookmarkStart w:id="49" w:name="sec-design"/>
     <w:p>
       <w:pPr>
         <w:pStyle w:val="Heading1"/>
@@ -6500,13 +6352,14 @@
       </w:r>
     </w:p>
     <w:bookmarkEnd w:id="48"/>
-    <w:bookmarkStart w:id="49" w:name="sec-hold"/>
-    <w:p>
-      <w:pPr>
-        <w:pStyle w:val="Heading2"/>
-      </w:pPr>
-      <w:r>
-        <w:t xml:space="preserve">6.5 Hold study of the Protein A eluate</w:t>
+    <w:bookmarkEnd w:id="49"/>
+    <w:bookmarkStart w:id="51" w:name="sec-criteria"/>
+    <w:p>
+      <w:pPr>
+        <w:pStyle w:val="Heading1"/>
+      </w:pPr>
+      <w:r>
+        <w:t xml:space="preserve">7. Acceptance and decision criteria</w:t>
       </w:r>
     </w:p>
     <w:p>
@@ -6514,51 +6367,7 @@
         <w:pStyle w:val="FirstParagraph"/>
       </w:pPr>
       <w:r>
-        <w:t xml:space="preserve">The Protein A eluate is held at elution pH before viral inactivation, and the hold can change the product. Over days at low pH, partial unfolding can raise aggregate and hinge hydrolysis can raise fragments. The hold study (study S-PA-HLD) is planned here because PCMP-001 assigns each hold study to the plan of the step that produces the pool.</w:t>
-      </w:r>
-    </w:p>
-    <w:p>
-      <w:pPr>
-        <w:pStyle w:val="BodyText"/>
-      </w:pPr>
-      <w:r>
-        <w:t xml:space="preserve">A pool produced at set-point is divided and held at 2-8 °C and 21 °C for up to 7 days. Samples are taken on days 0, 1, 3, 5 and 7 at each temperature. Aggregate and fragments are measured by SEC and acidic variants by icIEF at every sample point, as</w:t>
-      </w:r>
-      <w:r>
-        <w:t xml:space="preserve"> </w:t>
-      </w:r>
-      <w:hyperlink w:anchor="tbl-methods">
-        <w:r>
-          <w:rPr>
-            <w:rStyle w:val="Hyperlink"/>
-          </w:rPr>
-          <w:t xml:space="preserve">Table 5</w:t>
-        </w:r>
-      </w:hyperlink>
-      <w:r>
-        <w:t xml:space="preserve"> </w:t>
-      </w:r>
-      <w:r>
-        <w:t xml:space="preserve">lists. The hold study ran before AMD-001. The samples of days 0 and 7 were retained and tested by nrCE-SDS afterwards, together with the retained pools of the response-surface design in study S-PA-RET. The intermediate sample points have SEC fragment results only, which are for information.</w:t>
-      </w:r>
-    </w:p>
-    <w:p>
-      <w:pPr>
-        <w:pStyle w:val="BodyText"/>
-      </w:pPr>
-      <w:r>
-        <w:t xml:space="preserve">Protein A capture does not separate aggregate or charge variants (</w:t>
-      </w:r>
-      <w:hyperlink w:anchor="sec-uo">
-        <w:r>
-          <w:rPr>
-            <w:rStyle w:val="Hyperlink"/>
-          </w:rPr>
-          <w:t xml:space="preserve">Section 4.1</w:t>
-        </w:r>
-      </w:hyperlink>
-      <w:r>
-        <w:t xml:space="preserve">), so the eluate carries the aggregate and acidic variants of the production bioreactor output to the viral inactivation load. The criteria in force for that output, from the table of intermediate acceptance criteria in PCMP-001, are ≤ 6.46 % HMW for aggregate and 18–39.6 % for acidic variants.</w:t>
+        <w:t xml:space="preserve">These criteria decide when the scale-down model is qualified, when a model may be used for prediction, when a range is proven acceptable and how a parameter is classified. Criteria 2 to 5 are the model adequacy criteria of PCMP-001. Their limits are the campaign thresholds that PCMP-001 sets for every step alike. These are the conventional 5 % significance level for the tests, and a limit of 0.20 on how far predicted R² may fall short of R², which guards against a model with more terms than the data support.</w:t>
       </w:r>
     </w:p>
     <w:p>
@@ -6567,69 +6376,6 @@
         <w:numPr>
           <w:ilvl w:val="0"/>
           <w:numId w:val="1005"/>
-        </w:numPr>
-      </w:pPr>
-      <w:r>
-        <w:t xml:space="preserve">From the platform worst cases alone the aggregate criterion was ≤ 9.30 %. Cation exchange clears aggregate less than its platform worst case (one-sided 95 % prediction bound of a single batch 1.40-fold, against 2.00-fold), which made the criterion stricter. Low-pH viral inactivation adds less aggregate than its platform worst case (one-sided 95 % prediction bound of a single batch 0.56 percentage points, against 0.70), which made it wider. The net change is to a stricter criterion.</w:t>
-      </w:r>
-    </w:p>
-    <w:p>
-      <w:pPr>
-        <w:pStyle w:val="Compact"/>
-        <w:numPr>
-          <w:ilvl w:val="0"/>
-          <w:numId w:val="1005"/>
-        </w:numPr>
-      </w:pPr>
-      <w:r>
-        <w:t xml:space="preserve">The upper limit for acidic variants was 39.0 % from the platform worst case. It is 39.6 %, because low-pH viral inactivation adds fewer acidic variants than its platform worst case (one-sided 95 % prediction bound of a single batch 0.40 percentage points, against 1.00).</w:t>
-      </w:r>
-    </w:p>
-    <w:p>
-      <w:pPr>
-        <w:pStyle w:val="Compact"/>
-        <w:numPr>
-          <w:ilvl w:val="0"/>
-          <w:numId w:val="1005"/>
-        </w:numPr>
-      </w:pPr>
-      <w:r>
-        <w:t xml:space="preserve">For fragments the criterion is that of the Protein A pool, ≤ 2.45 % by nrCE-SDS.</w:t>
-      </w:r>
-    </w:p>
-    <w:p>
-      <w:pPr>
-        <w:pStyle w:val="FirstParagraph"/>
-      </w:pPr>
-      <w:r>
-        <w:t xml:space="preserve">The derivation of these criteria assumes that nothing changes the eluate between capture and viral inactivation. A hold can change it, so the hold criterion limits the increase during the hold. The increase at a sample point is the mean at that time minus the mean on day 0 at the same temperature. A hold time is supported when that increase, added to the highest level expected in the Protein A pool in manufacture, stays within the criterion. For aggregate and acidic variants the highest expected level is the upper 95 % prediction bound of the production bioreactor model within its NOR (PCR-003), because capture does not change them. For fragments it is the upper 95 % prediction bound of the response-surface model of this step within its NOR. Acidic variants rise during a hold, so their increase is judged against the upper limit. The qualification of the scale-down model does not compare aggregate, acidic variants or fragments, so the hold results carry no offset.</w:t>
-      </w:r>
-    </w:p>
-    <w:bookmarkEnd w:id="49"/>
-    <w:bookmarkEnd w:id="50"/>
-    <w:bookmarkStart w:id="52" w:name="sec-criteria"/>
-    <w:p>
-      <w:pPr>
-        <w:pStyle w:val="Heading1"/>
-      </w:pPr>
-      <w:r>
-        <w:t xml:space="preserve">7. Acceptance and decision criteria</w:t>
-      </w:r>
-    </w:p>
-    <w:p>
-      <w:pPr>
-        <w:pStyle w:val="FirstParagraph"/>
-      </w:pPr>
-      <w:r>
-        <w:t xml:space="preserve">These criteria decide when the scale-down model is qualified, when a model may be used for prediction, when a range is proven acceptable, how long the eluate may be held and how a parameter is classified. Criteria 2 to 5 are the model adequacy criteria of PCMP-001. Their limits are the campaign thresholds that PCMP-001 sets for every step alike. These are the conventional 5 % significance level for the tests, and a limit of 0.20 on how far predicted R² may fall short of R², which guards against a model with more terms than the data support.</w:t>
-      </w:r>
-    </w:p>
-    <w:p>
-      <w:pPr>
-        <w:pStyle w:val="Compact"/>
-        <w:numPr>
-          <w:ilvl w:val="0"/>
-          <w:numId w:val="1006"/>
         </w:numPr>
       </w:pPr>
       <w:r>
@@ -6655,7 +6401,7 @@
         <w:pStyle w:val="Compact"/>
         <w:numPr>
           <w:ilvl w:val="0"/>
-          <w:numId w:val="1006"/>
+          <w:numId w:val="1005"/>
         </w:numPr>
       </w:pPr>
       <w:r>
@@ -6667,7 +6413,7 @@
         <w:pStyle w:val="Compact"/>
         <w:numPr>
           <w:ilvl w:val="0"/>
-          <w:numId w:val="1006"/>
+          <w:numId w:val="1005"/>
         </w:numPr>
       </w:pPr>
       <w:r>
@@ -6679,7 +6425,7 @@
         <w:pStyle w:val="Compact"/>
         <w:numPr>
           <w:ilvl w:val="0"/>
-          <w:numId w:val="1006"/>
+          <w:numId w:val="1005"/>
         </w:numPr>
       </w:pPr>
       <w:r>
@@ -6691,7 +6437,7 @@
         <w:pStyle w:val="Compact"/>
         <w:numPr>
           <w:ilvl w:val="0"/>
-          <w:numId w:val="1006"/>
+          <w:numId w:val="1005"/>
         </w:numPr>
       </w:pPr>
       <w:r>
@@ -6703,7 +6449,7 @@
         <w:pStyle w:val="Compact"/>
         <w:numPr>
           <w:ilvl w:val="0"/>
-          <w:numId w:val="1006"/>
+          <w:numId w:val="1005"/>
         </w:numPr>
       </w:pPr>
       <w:r>
@@ -6760,30 +6506,7 @@
         <w:pStyle w:val="Compact"/>
         <w:numPr>
           <w:ilvl w:val="0"/>
-          <w:numId w:val="1006"/>
-        </w:numPr>
-      </w:pPr>
-      <w:r>
-        <w:t xml:space="preserve">Hold. A hold time is supported at a temperature when, at every sample point up to that time, the increase in aggregate and in acidic variants over the hold, added to the highest level expected in the Protein A pool in manufacture, stays within the criterion (</w:t>
-      </w:r>
-      <w:hyperlink w:anchor="sec-hold">
-        <w:r>
-          <w:rPr>
-            <w:rStyle w:val="Hyperlink"/>
-          </w:rPr>
-          <w:t xml:space="preserve">Section 6.5</w:t>
-        </w:r>
-      </w:hyperlink>
-      <w:r>
-        <w:t xml:space="preserve">). The same applies to fragments by nrCE-SDS on the days tested by nrCE-SDS. SEC fragment results are not used for this decision. A trend is reported even where the criterion is met.</w:t>
-      </w:r>
-    </w:p>
-    <w:p>
-      <w:pPr>
-        <w:pStyle w:val="Compact"/>
-        <w:numPr>
-          <w:ilvl w:val="0"/>
-          <w:numId w:val="1006"/>
+          <w:numId w:val="1005"/>
         </w:numPr>
       </w:pPr>
       <w:r>
@@ -6811,7 +6534,7 @@
       <w:tr>
         <w:tc>
           <w:tcPr/>
-          <w:bookmarkStart w:id="51" w:name="tbl-outcrit"/>
+          <w:bookmarkStart w:id="50" w:name="tbl-outcrit"/>
           <w:p>
             <w:pPr>
               <w:jc w:val="center"/>
@@ -7286,13 +7009,13 @@
               </w:tc>
             </w:tr>
           </w:tbl>
-          <w:bookmarkEnd w:id="51"/>
+          <w:bookmarkEnd w:id="50"/>
           <w:p/>
         </w:tc>
       </w:tr>
     </w:tbl>
-    <w:bookmarkEnd w:id="52"/>
-    <w:bookmarkStart w:id="58" w:name="sec-par"/>
+    <w:bookmarkEnd w:id="51"/>
+    <w:bookmarkStart w:id="57" w:name="sec-par"/>
     <w:p>
       <w:pPr>
         <w:pStyle w:val="Heading1"/>
@@ -7301,7 +7024,7 @@
         <w:t xml:space="preserve">8. Proven acceptable ranges (planned analysis)</w:t>
       </w:r>
     </w:p>
-    <w:bookmarkStart w:id="55" w:name="sec-iac"/>
+    <w:bookmarkStart w:id="54" w:name="sec-iac"/>
     <w:p>
       <w:pPr>
         <w:pStyle w:val="Heading2"/>
@@ -7348,7 +7071,7 @@
       <w:tr>
         <w:tc>
           <w:tcPr/>
-          <w:bookmarkStart w:id="53" w:name="tbl-iac"/>
+          <w:bookmarkStart w:id="52" w:name="tbl-iac"/>
           <w:p>
             <w:pPr>
               <w:jc w:val="center"/>
@@ -7809,7 +7532,7 @@
               </w:tc>
             </w:tr>
           </w:tbl>
-          <w:bookmarkEnd w:id="53"/>
+          <w:bookmarkEnd w:id="52"/>
           <w:p/>
         </w:tc>
       </w:tr>
@@ -7827,22 +7550,18 @@
         <w:pStyle w:val="BodyText"/>
       </w:pPr>
       <w:r>
-        <w:t xml:space="preserve">The criterion for pool host cell protein is in force at a widened value. From the platform worst cases alone, the derivation gave 16,000 ng/mg. The A-Mab model of anion exchange passed the adequacy tests, and it showed at the one-sided 95 % prediction bound of a single batch that the step clears host cell protein better than its platform worst case. That bound replaced the platform value, which widened the criterion to the value above.</w:t>
-      </w:r>
-      <w:r>
-        <w:t xml:space="preserve"> </w:t>
-      </w:r>
-      <w:r>
-        <w:rPr>
-          <w:rStyle w:val="VerbatimChar"/>
-        </w:rPr>
-        <w:t xml:space="preserve">{python} inad_text</w:t>
-      </w:r>
-      <w:r>
-        <w:t xml:space="preserve"> </w:t>
-      </w:r>
-      <w:r>
-        <w:t xml:space="preserve">The criterion for fragments is therefore at its a priori value of 2.45 %. The criterion for leached Protein A is at its a priori value of 158 ppm, because leached Protein A is not a response of the cation exchange or anion exchange designs, so its platform values cannot be checked in this campaign.</w:t>
+        <w:t xml:space="preserve">The criterion for pool host cell protein is in force at a widened value. From the platform worst cases alone, the derivation gave 16,000 ng/mg. The A-Mab model of anion exchange passed the adequacy tests, and it showed at the one-sided 95 % prediction bound of a single batch that the step clears host cell protein better than its platform worst case. That bound replaced the platform value, which widened the criterion to the value above. The criterion for fragments is at its a priori value of 2.45 %, because the A-Mab results of the downstream steps did not replace any platform value for fragments (</w:t>
+      </w:r>
+      <w:hyperlink w:anchor="tbl-worstcase">
+        <w:r>
+          <w:rPr>
+            <w:rStyle w:val="Hyperlink"/>
+          </w:rPr>
+          <w:t xml:space="preserve">Table 11</w:t>
+        </w:r>
+      </w:hyperlink>
+      <w:r>
+        <w:t xml:space="preserve">). The criterion for leached Protein A is at its a priori value of 158 ppm, because leached Protein A is not a response of the cation exchange or anion exchange designs, so its platform values cannot be checked in this campaign.</w:t>
       </w:r>
     </w:p>
     <w:p>
@@ -7851,6 +7570,50 @@
       </w:pPr>
       <w:r>
         <w:t xml:space="preserve">PCMP-001 sets, in its rule for verifying the platform worst cases, how the A-Mab results of a downstream step change a criterion of this step. The rule was set before any Version 2.0 report applied it.</w:t>
+      </w:r>
+    </w:p>
+    <w:p>
+      <w:pPr>
+        <w:pStyle w:val="Compact"/>
+        <w:numPr>
+          <w:ilvl w:val="0"/>
+          <w:numId w:val="1006"/>
+        </w:numPr>
+      </w:pPr>
+      <w:r>
+        <w:t xml:space="preserve">Where a downstream step does worse within its NOR than its platform worst case, the one-sided 95 % prediction bound of a single batch at its A-Mab worst case, taken on the unfavourable side, replaces the platform value. The criterion of this step then becomes stricter.</w:t>
+      </w:r>
+    </w:p>
+    <w:p>
+      <w:pPr>
+        <w:pStyle w:val="Compact"/>
+        <w:numPr>
+          <w:ilvl w:val="0"/>
+          <w:numId w:val="1006"/>
+        </w:numPr>
+      </w:pPr>
+      <w:r>
+        <w:t xml:space="preserve">Where the one-sided 95 % prediction bound of a single batch at the A-Mab worst case within the NOR is better than the platform value, and the model of the downstream step passes the adequacy tests of PCMP-001 (no significant lack of fit, and predicted R² within the limit of R²), the bound replaces the platform value. The criterion of this step then becomes wider. The point prediction is never used to widen a criterion.</w:t>
+      </w:r>
+    </w:p>
+    <w:p>
+      <w:pPr>
+        <w:pStyle w:val="Compact"/>
+        <w:numPr>
+          <w:ilvl w:val="0"/>
+          <w:numId w:val="1006"/>
+        </w:numPr>
+      </w:pPr>
+      <w:r>
+        <w:t xml:space="preserve">Otherwise the platform value stands.</w:t>
+      </w:r>
+    </w:p>
+    <w:p>
+      <w:pPr>
+        <w:pStyle w:val="FirstParagraph"/>
+      </w:pPr>
+      <w:r>
+        <w:t xml:space="preserve">PCR-005 relies on the widened criterion for pool host cell protein. For it, PCR-005 gives the following.</w:t>
       </w:r>
     </w:p>
     <w:p>
@@ -7862,7 +7625,7 @@
         </w:numPr>
       </w:pPr>
       <w:r>
-        <w:t xml:space="preserve">Where a downstream step does worse within its NOR than its platform worst case, the one-sided 95 % prediction bound of a single batch at its A-Mab worst case, taken on the unfavourable side, replaces the platform value. The criterion of this step then becomes stricter.</w:t>
+        <w:t xml:space="preserve">The bound and the platform value it replaced.</w:t>
       </w:r>
     </w:p>
     <w:p>
@@ -7874,7 +7637,7 @@
         </w:numPr>
       </w:pPr>
       <w:r>
-        <w:t xml:space="preserve">Where the one-sided 95 % prediction bound of a single batch at the A-Mab worst case within the NOR is better than the platform value, and the model of the downstream step passes the adequacy tests of PCMP-001 (no significant lack of fit, and predicted R² within the limit of R²), the bound replaces the platform value. The criterion of this step then becomes wider. The point prediction is never used to widen a criterion.</w:t>
+        <w:t xml:space="preserve">The runs of the anion exchange design behind the bound.</w:t>
       </w:r>
     </w:p>
     <w:p>
@@ -7886,15 +7649,7 @@
         </w:numPr>
       </w:pPr>
       <w:r>
-        <w:t xml:space="preserve">Otherwise the platform value stands.</w:t>
-      </w:r>
-    </w:p>
-    <w:p>
-      <w:pPr>
-        <w:pStyle w:val="FirstParagraph"/>
-      </w:pPr>
-      <w:r>
-        <w:t xml:space="preserve">PCR-005 relies on the widened criterion for pool host cell protein. For it, PCR-005 gives the following.</w:t>
+        <w:t xml:space="preserve">The adequacy results of the anion exchange model.</w:t>
       </w:r>
     </w:p>
     <w:p>
@@ -7902,47 +7657,11 @@
         <w:pStyle w:val="Compact"/>
         <w:numPr>
           <w:ilvl w:val="0"/>
-          <w:numId w:val="1008"/>
+          <w:numId w:val="1007"/>
         </w:numPr>
       </w:pPr>
       <w:r>
-        <w:t xml:space="preserve">The bound and the platform value it replaced.</w:t>
-      </w:r>
-    </w:p>
-    <w:p>
-      <w:pPr>
-        <w:pStyle w:val="Compact"/>
-        <w:numPr>
-          <w:ilvl w:val="0"/>
-          <w:numId w:val="1008"/>
-        </w:numPr>
-      </w:pPr>
-      <w:r>
-        <w:t xml:space="preserve">The runs of the cation exchange design behind the bound.</w:t>
-      </w:r>
-    </w:p>
-    <w:p>
-      <w:pPr>
-        <w:pStyle w:val="Compact"/>
-        <w:numPr>
-          <w:ilvl w:val="0"/>
-          <w:numId w:val="1008"/>
-        </w:numPr>
-      </w:pPr>
-      <w:r>
-        <w:t xml:space="preserve">The adequacy results of the cation exchange model.</w:t>
-      </w:r>
-    </w:p>
-    <w:p>
-      <w:pPr>
-        <w:pStyle w:val="Compact"/>
-        <w:numPr>
-          <w:ilvl w:val="0"/>
-          <w:numId w:val="1008"/>
-        </w:numPr>
-      </w:pPr>
-      <w:r>
-        <w:t xml:space="preserve">The reason why the performance of cation exchange for A-Mab is known well enough to replace the platform value.</w:t>
+        <w:t xml:space="preserve">The reason why the performance of anion exchange for A-Mab is known well enough to replace the platform value.</w:t>
       </w:r>
     </w:p>
     <w:p>
@@ -7977,7 +7696,7 @@
       <w:tr>
         <w:tc>
           <w:tcPr/>
-          <w:bookmarkStart w:id="54" w:name="tbl-worstcase"/>
+          <w:bookmarkStart w:id="53" w:name="tbl-worstcase"/>
           <w:p>
             <w:pPr>
               <w:jc w:val="center"/>
@@ -8742,13 +8461,13 @@
               </w:tc>
             </w:tr>
           </w:tbl>
-          <w:bookmarkEnd w:id="54"/>
+          <w:bookmarkEnd w:id="53"/>
           <w:p/>
         </w:tc>
       </w:tr>
     </w:tbl>
-    <w:bookmarkEnd w:id="55"/>
-    <w:bookmarkStart w:id="56" w:name="sec-par-analyses"/>
+    <w:bookmarkEnd w:id="54"/>
+    <w:bookmarkStart w:id="55" w:name="sec-par-analyses"/>
     <w:p>
       <w:pPr>
         <w:pStyle w:val="Heading2"/>
@@ -8798,7 +8517,7 @@
         <w:pStyle w:val="Compact"/>
         <w:numPr>
           <w:ilvl w:val="0"/>
-          <w:numId w:val="1009"/>
+          <w:numId w:val="1008"/>
         </w:numPr>
       </w:pPr>
       <w:r>
@@ -8810,7 +8529,7 @@
         <w:pStyle w:val="Compact"/>
         <w:numPr>
           <w:ilvl w:val="0"/>
-          <w:numId w:val="1009"/>
+          <w:numId w:val="1008"/>
         </w:numPr>
       </w:pPr>
       <w:r>
@@ -8834,14 +8553,41 @@
         <w:t xml:space="preserve">.</w:t>
       </w:r>
     </w:p>
+    <w:bookmarkEnd w:id="55"/>
+    <w:bookmarkStart w:id="56" w:name="sec-par-rule"/>
+    <w:p>
+      <w:pPr>
+        <w:pStyle w:val="Heading2"/>
+      </w:pPr>
+      <w:r>
+        <w:t xml:space="preserve">8.3 Decision rule and reporting</w:t>
+      </w:r>
+    </w:p>
+    <w:p>
+      <w:pPr>
+        <w:pStyle w:val="FirstParagraph"/>
+      </w:pPr>
+      <w:r>
+        <w:t xml:space="preserve">A parameter that affects several attributes has a PAR for each, and the range carried into the control strategy is their intersection. Where the set-point itself fails a criterion, PCR-005 reports that no PAR exists for that attribute and states the consequence for the NOR. A PAR that reaches the edge of the range studied is reported as reaching it, and no claim is made beyond it.</w:t>
+      </w:r>
+    </w:p>
+    <w:p>
+      <w:pPr>
+        <w:pStyle w:val="BodyText"/>
+      </w:pPr>
+      <w:r>
+        <w:t xml:space="preserve">PCR-005 reports both analyses for every attribute and factor in one table. For each attribute with a criterion it shows, as a two-panel figure, the PAR of the factor with the largest main effect on that attribute in the response-surface model. The left panel shows the set-point analysis and the right panel the NOR-propagated analysis, with the region that meets the criterion shaded green. The univariate parameters have no model-based PAR. The ranges of operating temperature and bed height are supported by the measured responses against the same criteria at each end of the range studied.</w:t>
+      </w:r>
+    </w:p>
     <w:bookmarkEnd w:id="56"/>
-    <w:bookmarkStart w:id="57" w:name="sec-par-rule"/>
-    <w:p>
-      <w:pPr>
-        <w:pStyle w:val="Heading2"/>
-      </w:pPr>
-      <w:r>
-        <w:t xml:space="preserve">8.3 Decision rule and reporting</w:t>
+    <w:bookmarkEnd w:id="57"/>
+    <w:bookmarkStart w:id="58" w:name="sec-data"/>
+    <w:p>
+      <w:pPr>
+        <w:pStyle w:val="Heading1"/>
+      </w:pPr>
+      <w:r>
+        <w:t xml:space="preserve">9. Data management and integrity</w:t>
       </w:r>
     </w:p>
     <w:p>
@@ -8849,7 +8595,7 @@
         <w:pStyle w:val="FirstParagraph"/>
       </w:pPr>
       <w:r>
-        <w:t xml:space="preserve">A parameter that affects several attributes has a PAR for each, and the range carried into the control strategy is their intersection. Where the set-point itself fails a criterion, PCR-005 reports that no PAR exists for that attribute and states the consequence for the NOR. A PAR that reaches the edge of the range studied is reported as reaching it, and no claim is made beyond it.</w:t>
+        <w:t xml:space="preserve">All data are recorded to ALCOA+ principles. Run records are kept in the electronic laboratory notebook, and analytical results in the laboratory information management system of Analytical Development. The design files and the analysis scripts are held under version control, and every model in PCR-005 is reproducible from the recorded data and the script version.</w:t>
       </w:r>
     </w:p>
     <w:p>
@@ -8857,38 +8603,11 @@
         <w:pStyle w:val="BodyText"/>
       </w:pPr>
       <w:r>
-        <w:t xml:space="preserve">PCR-005 reports both analyses for every attribute and factor in one table. For each attribute with a criterion it shows, as a two-panel figure, the PAR of the factor with the largest main effect on that attribute in the response-surface model. The left panel shows the set-point analysis and the right panel the NOR-propagated analysis, with the region that meets the criterion shaded green. The univariate parameters have no model-based PAR. The ranges of operating temperature and bed height are supported by the measured responses against the same criteria at each end of the range studied.</w:t>
-      </w:r>
-    </w:p>
-    <w:bookmarkEnd w:id="57"/>
+        <w:t xml:space="preserve">Each result is second-person verified before it enters the analysis. An excluded result is reported with the reason, and no result is excluded on the basis of its value alone. The execution dates of every study and the calibration status of any instrumented equipment are recorded in the study record. Results obtained before AMD-001, and the SEC fragment results of the screening design, stay in the record with their status marked.</w:t>
+      </w:r>
+    </w:p>
     <w:bookmarkEnd w:id="58"/>
-    <w:bookmarkStart w:id="59" w:name="sec-data"/>
-    <w:p>
-      <w:pPr>
-        <w:pStyle w:val="Heading1"/>
-      </w:pPr>
-      <w:r>
-        <w:t xml:space="preserve">9. Data management and integrity</w:t>
-      </w:r>
-    </w:p>
-    <w:p>
-      <w:pPr>
-        <w:pStyle w:val="FirstParagraph"/>
-      </w:pPr>
-      <w:r>
-        <w:t xml:space="preserve">All data are recorded to ALCOA+ principles. Run records are kept in the electronic laboratory notebook, and analytical results in the laboratory information management system of Analytical Development. The design files and the analysis scripts are held under version control, and every model in PCR-005 is reproducible from the recorded data and the script version.</w:t>
-      </w:r>
-    </w:p>
-    <w:p>
-      <w:pPr>
-        <w:pStyle w:val="BodyText"/>
-      </w:pPr>
-      <w:r>
-        <w:t xml:space="preserve">Each result is second-person verified before it enters the analysis. An excluded result is reported with the reason, and no result is excluded on the basis of its value alone. The execution dates of every study and the calibration status of any instrumented equipment are recorded in the study record. Results obtained before AMD-001, and the SEC fragment results of the screening design, stay in the record with their status marked.</w:t>
-      </w:r>
-    </w:p>
-    <w:bookmarkEnd w:id="59"/>
-    <w:bookmarkStart w:id="61" w:name="sec-roles"/>
+    <w:bookmarkStart w:id="60" w:name="sec-roles"/>
     <w:p>
       <w:pPr>
         <w:pStyle w:val="Heading1"/>
@@ -8929,7 +8648,7 @@
       <w:tr>
         <w:tc>
           <w:tcPr/>
-          <w:bookmarkStart w:id="60" w:name="tbl-roles"/>
+          <w:bookmarkStart w:id="59" w:name="tbl-roles"/>
           <w:p>
             <w:pPr>
               <w:jc w:val="center"/>
@@ -9008,7 +8727,7 @@
                     <w:jc w:val="center"/>
                   </w:pPr>
                   <w:r>
-                    <w:t xml:space="preserve">Author of this plan and of PCR-005. Executes the runs, the hold study and the scale-down model qualification.</w:t>
+                    <w:t xml:space="preserve">Author of this plan and of PCR-005. Executes the runs and the scale-down model qualification.</w:t>
                   </w:r>
                 </w:p>
               </w:tc>
@@ -9126,13 +8845,13 @@
               </w:tc>
             </w:tr>
           </w:tbl>
-          <w:bookmarkEnd w:id="60"/>
+          <w:bookmarkEnd w:id="59"/>
           <w:p/>
         </w:tc>
       </w:tr>
     </w:tbl>
-    <w:bookmarkEnd w:id="61"/>
-    <w:bookmarkStart w:id="63" w:name="sec-deliverables"/>
+    <w:bookmarkEnd w:id="60"/>
+    <w:bookmarkStart w:id="62" w:name="sec-deliverables"/>
     <w:p>
       <w:pPr>
         <w:pStyle w:val="Heading1"/>
@@ -9146,7 +8865,7 @@
         <w:pStyle w:val="FirstParagraph"/>
       </w:pPr>
       <w:r>
-        <w:t xml:space="preserve">The deliverable of this plan is PCR-005, the Process Characterization Report for the Protein A step, with its ground-truth annex. PCR-005 reports the offsets and the qualification of the scale-down model, both designs, the univariate studies, the hold study and the PARs, and it proposes the classification of every parameter. It rolls up into PCMR-001.</w:t>
+        <w:t xml:space="preserve">The deliverable of this plan is PCR-005, the Process Characterization Report for the Protein A step, with its ground-truth annex. PCR-005 reports the offsets and the qualification of the scale-down model, both designs, the univariate studies and the PARs, and it proposes the classification of every parameter. It rolls up into PCMR-001.</w:t>
       </w:r>
     </w:p>
     <w:p>
@@ -9154,7 +8873,7 @@
         <w:pStyle w:val="BodyText"/>
       </w:pPr>
       <w:r>
-        <w:t xml:space="preserve">The studies run in this order. The scale-down model is qualified first. The screening design follows, then the univariate study and the response-surface design. The hold study began on 2026-02-02, before the response-surface design ended on 2026-02-06. The retained pools are tested by nrCE-SDS after AMD-001.</w:t>
+        <w:t xml:space="preserve">The studies run in this order. The scale-down model is qualified first. The screening design follows, then the univariate study and the response-surface design. The retained pools are tested by nrCE-SDS after AMD-001.</w:t>
       </w:r>
       <w:r>
         <w:t xml:space="preserve"> </w:t>
@@ -9187,7 +8906,7 @@
       <w:tr>
         <w:tc>
           <w:tcPr/>
-          <w:bookmarkStart w:id="62" w:name="tbl-chrono"/>
+          <w:bookmarkStart w:id="61" w:name="tbl-chrono"/>
           <w:p>
             <w:pPr>
               <w:jc w:val="center"/>
@@ -9496,7 +9215,7 @@
                     <w:jc w:val="center"/>
                   </w:pPr>
                   <w:r>
-                    <w:t xml:space="preserve">S-PA-HLD</w:t>
+                    <w:t xml:space="preserve">S-PA-RET</w:t>
                   </w:r>
                 </w:p>
               </w:tc>
@@ -9509,7 +9228,7 @@
                     <w:jc w:val="center"/>
                   </w:pPr>
                   <w:r>
-                    <w:t xml:space="preserve">hold study</w:t>
+                    <w:t xml:space="preserve">retest of retained samples</w:t>
                   </w:r>
                 </w:p>
               </w:tc>
@@ -9522,7 +9241,7 @@
                     <w:jc w:val="center"/>
                   </w:pPr>
                   <w:r>
-                    <w:t xml:space="preserve">2026-02-02</w:t>
+                    <w:t xml:space="preserve">2026-04-06</w:t>
                   </w:r>
                 </w:p>
               </w:tc>
@@ -9535,73 +9254,19 @@
                     <w:jc w:val="center"/>
                   </w:pPr>
                   <w:r>
-                    <w:t xml:space="preserve">2026-02-16</w:t>
-                  </w:r>
-                </w:p>
-              </w:tc>
-            </w:tr>
-            <w:tr>
-              <w:tc>
-                <w:tcPr/>
-                <w:p>
-                  <w:pPr>
-                    <w:pStyle w:val="Compact"/>
-                    <w:jc w:val="left"/>
-                    <w:jc w:val="center"/>
-                  </w:pPr>
-                  <w:r>
-                    <w:t xml:space="preserve">S-PA-RET</w:t>
-                  </w:r>
-                </w:p>
-              </w:tc>
-              <w:tc>
-                <w:tcPr/>
-                <w:p>
-                  <w:pPr>
-                    <w:pStyle w:val="Compact"/>
-                    <w:jc w:val="left"/>
-                    <w:jc w:val="center"/>
-                  </w:pPr>
-                  <w:r>
-                    <w:t xml:space="preserve">retest of retained samples</w:t>
-                  </w:r>
-                </w:p>
-              </w:tc>
-              <w:tc>
-                <w:tcPr/>
-                <w:p>
-                  <w:pPr>
-                    <w:pStyle w:val="Compact"/>
-                    <w:jc w:val="left"/>
-                    <w:jc w:val="center"/>
-                  </w:pPr>
-                  <w:r>
-                    <w:t xml:space="preserve">2026-04-06</w:t>
-                  </w:r>
-                </w:p>
-              </w:tc>
-              <w:tc>
-                <w:tcPr/>
-                <w:p>
-                  <w:pPr>
-                    <w:pStyle w:val="Compact"/>
-                    <w:jc w:val="left"/>
-                    <w:jc w:val="center"/>
-                  </w:pPr>
-                  <w:r>
                     <w:t xml:space="preserve">2026-04-17</w:t>
                   </w:r>
                 </w:p>
               </w:tc>
             </w:tr>
           </w:tbl>
-          <w:bookmarkEnd w:id="62"/>
+          <w:bookmarkEnd w:id="61"/>
           <w:p/>
         </w:tc>
       </w:tr>
     </w:tbl>
-    <w:bookmarkEnd w:id="63"/>
-    <w:bookmarkStart w:id="64" w:name="sec-risks"/>
+    <w:bookmarkEnd w:id="62"/>
+    <w:bookmarkStart w:id="63" w:name="sec-risks"/>
     <w:p>
       <w:pPr>
         <w:pStyle w:val="Heading1"/>
@@ -9623,7 +9288,7 @@
         <w:pStyle w:val="Compact"/>
         <w:numPr>
           <w:ilvl w:val="0"/>
-          <w:numId w:val="1010"/>
+          <w:numId w:val="1009"/>
         </w:numPr>
       </w:pPr>
       <w:r>
@@ -9649,7 +9314,7 @@
         <w:pStyle w:val="Compact"/>
         <w:numPr>
           <w:ilvl w:val="0"/>
-          <w:numId w:val="1010"/>
+          <w:numId w:val="1009"/>
         </w:numPr>
       </w:pPr>
       <w:r>
@@ -9672,7 +9337,7 @@
         <w:pStyle w:val="Compact"/>
         <w:numPr>
           <w:ilvl w:val="0"/>
-          <w:numId w:val="1010"/>
+          <w:numId w:val="1009"/>
         </w:numPr>
       </w:pPr>
       <w:r>
@@ -9693,7 +9358,7 @@
         <w:pStyle w:val="Compact"/>
         <w:numPr>
           <w:ilvl w:val="0"/>
-          <w:numId w:val="1010"/>
+          <w:numId w:val="1009"/>
         </w:numPr>
       </w:pPr>
       <w:r>
@@ -9719,11 +9384,11 @@
         <w:pStyle w:val="Compact"/>
         <w:numPr>
           <w:ilvl w:val="0"/>
-          <w:numId w:val="1010"/>
+          <w:numId w:val="1009"/>
         </w:numPr>
       </w:pPr>
       <w:r>
-        <w:t xml:space="preserve">Fragments by nrCE-SDS rest on retained samples, which are the pools of the response-surface design and the day 0 and 7 samples of the hold study. If a retained pool is lost or found unsuitable, that run has no nrCE-SDS result. The fragment model is then fitted to the remaining runs only if the design still supports it, and otherwise fragments are reported descriptively.</w:t>
+        <w:t xml:space="preserve">Fragments by nrCE-SDS rest on the retained pools of the response-surface design. If a retained pool is lost or found unsuitable, that run has no nrCE-SDS result. The fragment model is then fitted to the remaining runs only if the design still supports it, and otherwise fragments are reported descriptively.</w:t>
       </w:r>
     </w:p>
     <w:p>
@@ -9731,33 +9396,33 @@
         <w:pStyle w:val="Compact"/>
         <w:numPr>
           <w:ilvl w:val="0"/>
-          <w:numId w:val="1010"/>
+          <w:numId w:val="1009"/>
         </w:numPr>
       </w:pPr>
       <w:r>
         <w:t xml:space="preserve">Supply of clarified harvest and resin may limit the number of runs. The designs are executed in full before analysis, and no run is dropped to save material.</w:t>
       </w:r>
     </w:p>
+    <w:bookmarkEnd w:id="63"/>
+    <w:bookmarkStart w:id="64" w:name="sec-approvals"/>
+    <w:p>
+      <w:pPr>
+        <w:pStyle w:val="Heading1"/>
+      </w:pPr>
+      <w:r>
+        <w:t xml:space="preserve">13. Approvals</w:t>
+      </w:r>
+    </w:p>
+    <w:p>
+      <w:pPr>
+        <w:pStyle w:val="FirstParagraph"/>
+      </w:pPr>
+      <w:r>
+        <w:t xml:space="preserve">This plan is approved by the functions listed in the approval record at the front of this document. Version 2.0 takes effect on 2026-09-30. It replaces Version 1.0 for the analysis and the reporting of the studies of the step.</w:t>
+      </w:r>
+    </w:p>
     <w:bookmarkEnd w:id="64"/>
-    <w:bookmarkStart w:id="65" w:name="sec-approvals"/>
-    <w:p>
-      <w:pPr>
-        <w:pStyle w:val="Heading1"/>
-      </w:pPr>
-      <w:r>
-        <w:t xml:space="preserve">13. Approvals</w:t>
-      </w:r>
-    </w:p>
-    <w:p>
-      <w:pPr>
-        <w:pStyle w:val="FirstParagraph"/>
-      </w:pPr>
-      <w:r>
-        <w:t xml:space="preserve">This plan is approved by the functions listed in the approval record at the front of this document. Version 2.0 takes effect on 2026-09-30. It replaces Version 1.0 for the analysis and the reporting of the studies of the step.</w:t>
-      </w:r>
-    </w:p>
-    <w:bookmarkEnd w:id="65"/>
-    <w:bookmarkStart w:id="67" w:name="sec-appa"/>
+    <w:bookmarkStart w:id="66" w:name="sec-appa"/>
     <w:p>
       <w:pPr>
         <w:pStyle w:val="Heading1"/>
@@ -9812,7 +9477,7 @@
       <w:tr>
         <w:tc>
           <w:tcPr/>
-          <w:bookmarkStart w:id="66" w:name="tbl-appa"/>
+          <w:bookmarkStart w:id="65" w:name="tbl-appa"/>
           <w:p>
             <w:pPr>
               <w:jc w:val="center"/>
@@ -11277,13 +10942,13 @@
               </w:tc>
             </w:tr>
           </w:tbl>
-          <w:bookmarkEnd w:id="66"/>
+          <w:bookmarkEnd w:id="65"/>
           <w:p/>
         </w:tc>
       </w:tr>
     </w:tbl>
-    <w:bookmarkEnd w:id="67"/>
-    <w:bookmarkStart w:id="69" w:name="sec-appb"/>
+    <w:bookmarkEnd w:id="66"/>
+    <w:bookmarkStart w:id="68" w:name="sec-appb"/>
     <w:p>
       <w:pPr>
         <w:pStyle w:val="Heading1"/>
@@ -11324,7 +10989,7 @@
       <w:tr>
         <w:tc>
           <w:tcPr/>
-          <w:bookmarkStart w:id="68" w:name="tbl-appb"/>
+          <w:bookmarkStart w:id="67" w:name="tbl-appb"/>
           <w:p>
             <w:pPr>
               <w:jc w:val="center"/>
@@ -13433,46 +13098,46 @@
               </w:tc>
             </w:tr>
           </w:tbl>
-          <w:bookmarkEnd w:id="68"/>
+          <w:bookmarkEnd w:id="67"/>
           <w:p/>
         </w:tc>
       </w:tr>
     </w:tbl>
+    <w:bookmarkEnd w:id="68"/>
+    <w:bookmarkStart w:id="71" w:name="references"/>
+    <w:p>
+      <w:pPr>
+        <w:pStyle w:val="Heading1"/>
+      </w:pPr>
+      <w:r>
+        <w:t xml:space="preserve">References</w:t>
+      </w:r>
+    </w:p>
+    <w:bookmarkStart w:id="70" w:name="refs"/>
+    <w:bookmarkStart w:id="69" w:name="ref-amab2009"/>
+    <w:p>
+      <w:pPr>
+        <w:pStyle w:val="Bibliography"/>
+      </w:pPr>
+      <w:r>
+        <w:t xml:space="preserve">CMC Biotech Working Group. 2009.</w:t>
+      </w:r>
+      <w:r>
+        <w:t xml:space="preserve"> </w:t>
+      </w:r>
+      <w:r>
+        <w:t xml:space="preserve">“A-Mab: A Case Study in Bioprocess Development.”</w:t>
+      </w:r>
+      <w:r>
+        <w:t xml:space="preserve"> </w:t>
+      </w:r>
+      <w:r>
+        <w:t xml:space="preserve">CASSS.</w:t>
+      </w:r>
+    </w:p>
     <w:bookmarkEnd w:id="69"/>
-    <w:bookmarkStart w:id="72" w:name="references"/>
-    <w:p>
-      <w:pPr>
-        <w:pStyle w:val="Heading1"/>
-      </w:pPr>
-      <w:r>
-        <w:t xml:space="preserve">References</w:t>
-      </w:r>
-    </w:p>
-    <w:bookmarkStart w:id="71" w:name="refs"/>
-    <w:bookmarkStart w:id="70" w:name="ref-amab2009"/>
-    <w:p>
-      <w:pPr>
-        <w:pStyle w:val="Bibliography"/>
-      </w:pPr>
-      <w:r>
-        <w:t xml:space="preserve">CMC Biotech Working Group. 2009.</w:t>
-      </w:r>
-      <w:r>
-        <w:t xml:space="preserve"> </w:t>
-      </w:r>
-      <w:r>
-        <w:t xml:space="preserve">“A-Mab: A Case Study in Bioprocess Development.”</w:t>
-      </w:r>
-      <w:r>
-        <w:t xml:space="preserve"> </w:t>
-      </w:r>
-      <w:r>
-        <w:t xml:space="preserve">CASSS.</w:t>
-      </w:r>
-    </w:p>
     <w:bookmarkEnd w:id="70"/>
     <w:bookmarkEnd w:id="71"/>
-    <w:bookmarkEnd w:id="72"/>
     <w:sectPr>
       <w:footnotePr>
         <w:numRestart w:val="eachSect"/>
@@ -13666,109 +13331,6 @@
       <w:pPr>
         <w:ind w:left="6480" w:hanging="360"/>
       </w:pPr>
-    </w:lvl>
-  </w:abstractNum>
-  <w:abstractNum w:abstractNumId="991">
-    <w:nsid w:val="0000A991"/>
-    <w:multiLevelType w:val="multilevel"/>
-    <w:lvl w:ilvl="0">
-      <w:numFmt w:val="bullet"/>
-      <w:lvlText w:val=""/>
-      <w:lvlJc w:val="left"/>
-      <w:pPr>
-        <w:ind w:left="720" w:hanging="360"/>
-      </w:pPr>
-      <w:rPr>
-        <w:rFonts w:ascii="Symbol" w:hAnsi="Symbol" w:cs="Symbol" w:hint="default"/>
-      </w:rPr>
-    </w:lvl>
-    <w:lvl w:ilvl="1">
-      <w:numFmt w:val="bullet"/>
-      <w:lvlText w:val="o"/>
-      <w:lvlJc w:val="left"/>
-      <w:pPr>
-        <w:ind w:left="1440" w:hanging="360"/>
-      </w:pPr>
-      <w:rPr>
-        <w:rFonts w:ascii="Courier New" w:hAnsi="Courier New" w:cs="Courier New" w:hint="default"/>
-      </w:rPr>
-    </w:lvl>
-    <w:lvl w:ilvl="2">
-      <w:numFmt w:val="bullet"/>
-      <w:lvlText w:val=""/>
-      <w:lvlJc w:val="left"/>
-      <w:pPr>
-        <w:ind w:left="2160" w:hanging="360"/>
-      </w:pPr>
-      <w:rPr>
-        <w:rFonts w:ascii="Wingdings" w:hAnsi="Wingdings" w:cs="Wingdings" w:hint="default"/>
-      </w:rPr>
-    </w:lvl>
-    <w:lvl w:ilvl="3">
-      <w:numFmt w:val="bullet"/>
-      <w:lvlText w:val=""/>
-      <w:lvlJc w:val="left"/>
-      <w:pPr>
-        <w:ind w:left="2880" w:hanging="360"/>
-      </w:pPr>
-      <w:rPr>
-        <w:rFonts w:ascii="Symbol" w:hAnsi="Symbol" w:cs="Symbol" w:hint="default"/>
-      </w:rPr>
-    </w:lvl>
-    <w:lvl w:ilvl="4">
-      <w:numFmt w:val="bullet"/>
-      <w:lvlText w:val="o"/>
-      <w:lvlJc w:val="left"/>
-      <w:pPr>
-        <w:ind w:left="3600" w:hanging="360"/>
-      </w:pPr>
-      <w:rPr>
-        <w:rFonts w:ascii="Courier New" w:hAnsi="Courier New" w:cs="Courier New" w:hint="default"/>
-      </w:rPr>
-    </w:lvl>
-    <w:lvl w:ilvl="5">
-      <w:numFmt w:val="bullet"/>
-      <w:lvlText w:val=""/>
-      <w:lvlJc w:val="left"/>
-      <w:pPr>
-        <w:ind w:left="4320" w:hanging="360"/>
-      </w:pPr>
-      <w:rPr>
-        <w:rFonts w:ascii="Wingdings" w:hAnsi="Wingdings" w:cs="Wingdings" w:hint="default"/>
-      </w:rPr>
-    </w:lvl>
-    <w:lvl w:ilvl="6">
-      <w:numFmt w:val="bullet"/>
-      <w:lvlText w:val=""/>
-      <w:lvlJc w:val="left"/>
-      <w:pPr>
-        <w:ind w:left="5040" w:hanging="360"/>
-      </w:pPr>
-      <w:rPr>
-        <w:rFonts w:ascii="Symbol" w:hAnsi="Symbol" w:cs="Symbol" w:hint="default"/>
-      </w:rPr>
-    </w:lvl>
-    <w:lvl w:ilvl="7">
-      <w:numFmt w:val="bullet"/>
-      <w:lvlText w:val="o"/>
-      <w:lvlJc w:val="left"/>
-      <w:pPr>
-        <w:ind w:left="5760" w:hanging="360"/>
-      </w:pPr>
-      <w:rPr>
-        <w:rFonts w:ascii="Courier New" w:hAnsi="Courier New" w:cs="Courier New" w:hint="default"/>
-      </w:rPr>
-    </w:lvl>
-    <w:lvl w:ilvl="8">
-      <w:numFmt w:val="bullet"/>
-      <w:lvlText w:val=""/>
-      <w:lvlJc w:val="left"/>
-      <w:pPr>
-        <w:ind w:left="6480" w:hanging="360"/>
-      </w:pPr>
-      <w:rPr>
-        <w:rFonts w:ascii="Wingdings" w:hAnsi="Wingdings" w:cs="Wingdings" w:hint="default"/>
-      </w:rPr>
     </w:lvl>
   </w:abstractNum>
   <w:num w:numId="1000">
@@ -13895,7 +13457,34 @@
     </w:lvlOverride>
   </w:num>
   <w:num w:numId="1005">
-    <w:abstractNumId w:val="991"/>
+    <w:abstractNumId w:val="99411"/>
+    <w:lvlOverride w:ilvl="0">
+      <w:startOverride w:val="1"/>
+    </w:lvlOverride>
+    <w:lvlOverride w:ilvl="1">
+      <w:startOverride w:val="1"/>
+    </w:lvlOverride>
+    <w:lvlOverride w:ilvl="2">
+      <w:startOverride w:val="1"/>
+    </w:lvlOverride>
+    <w:lvlOverride w:ilvl="3">
+      <w:startOverride w:val="1"/>
+    </w:lvlOverride>
+    <w:lvlOverride w:ilvl="4">
+      <w:startOverride w:val="1"/>
+    </w:lvlOverride>
+    <w:lvlOverride w:ilvl="5">
+      <w:startOverride w:val="1"/>
+    </w:lvlOverride>
+    <w:lvlOverride w:ilvl="6">
+      <w:startOverride w:val="1"/>
+    </w:lvlOverride>
+    <w:lvlOverride w:ilvl="7">
+      <w:startOverride w:val="1"/>
+    </w:lvlOverride>
+    <w:lvlOverride w:ilvl="8">
+      <w:startOverride w:val="1"/>
+    </w:lvlOverride>
   </w:num>
   <w:num w:numId="1006">
     <w:abstractNumId w:val="99411"/>
@@ -13988,36 +13577,6 @@
     </w:lvlOverride>
   </w:num>
   <w:num w:numId="1009">
-    <w:abstractNumId w:val="99411"/>
-    <w:lvlOverride w:ilvl="0">
-      <w:startOverride w:val="1"/>
-    </w:lvlOverride>
-    <w:lvlOverride w:ilvl="1">
-      <w:startOverride w:val="1"/>
-    </w:lvlOverride>
-    <w:lvlOverride w:ilvl="2">
-      <w:startOverride w:val="1"/>
-    </w:lvlOverride>
-    <w:lvlOverride w:ilvl="3">
-      <w:startOverride w:val="1"/>
-    </w:lvlOverride>
-    <w:lvlOverride w:ilvl="4">
-      <w:startOverride w:val="1"/>
-    </w:lvlOverride>
-    <w:lvlOverride w:ilvl="5">
-      <w:startOverride w:val="1"/>
-    </w:lvlOverride>
-    <w:lvlOverride w:ilvl="6">
-      <w:startOverride w:val="1"/>
-    </w:lvlOverride>
-    <w:lvlOverride w:ilvl="7">
-      <w:startOverride w:val="1"/>
-    </w:lvlOverride>
-    <w:lvlOverride w:ilvl="8">
-      <w:startOverride w:val="1"/>
-    </w:lvlOverride>
-  </w:num>
-  <w:num w:numId="1010">
     <w:abstractNumId w:val="99411"/>
     <w:lvlOverride w:ilvl="0">
       <w:startOverride w:val="1"/>

--- a/pc_package/PCP-005_protein_a.docx
+++ b/pc_package/PCP-005_protein_a.docx
@@ -967,7 +967,7 @@
               <w:jc w:val="left"/>
             </w:pPr>
             <w:r>
-              <w:t xml:space="preserve">Reissued under INV-001 and INV-002: a priori intermediate acceptance criteria, re-analysis of the studies, execution dates recorded; changes listed in the document (see INV-001)</w:t>
+              <w:t xml:space="preserve">Reissued under INV-001 and INV-002: a priori intermediate acceptance criteria, execution dates recorded; changes listed in the document (see INV-001)</w:t>
             </w:r>
           </w:p>
         </w:tc>

--- a/pc_package/PCP-005_protein_a.docx
+++ b/pc_package/PCP-005_protein_a.docx
@@ -1745,7 +1745,7 @@
         <w:pStyle w:val="BodyText"/>
       </w:pPr>
       <w:r>
-        <w:t xml:space="preserve">For this step, Version 1.0 of this plan contained no approved plan criterion. Version 1.0 of PCR-005 applied one analysis limit of its own, 10,724 ng/mg for pool host cell protein. That limit was the drug substance criterion carried back through the nominal downstream clearance of this campaign and then divided by a safety factor of 4.5. The factor was chosen, not calculated from how the downstream steps perform (INV-001 finding 2). Version 1.0 of PCR-005 judged leached Protein A against the drug substance criterion, and it did not report fragments.</w:t>
+        <w:t xml:space="preserve">For this step, Version 1.0 of this plan contained no approved plan criterion. Version 1.0 of PCR-005 applied one analysis limit of its own, 10,724 ng/mg for pool host cell protein. That limit was the drug substance criterion carried back through the nominal downstream clearance of this campaign and then divided by a safety factor of 4.5. The factor was chosen, not calculated from how the downstream steps perform (INV-001 finding 2). The limit was written into the text of this plan when the package was compiled, and it was not approved with the plan (INV-001 finding 1). Version 1.0 of PCR-005 judged leached Protein A against the drug substance criterion, and it did not report fragments.</w:t>
       </w:r>
       <w:r>
         <w:t xml:space="preserve"> </w:t>
@@ -2225,7 +2225,7 @@
                     <w:t xml:space="preserve"> </w:t>
                   </w:r>
                   <w:r>
-                    <w:t xml:space="preserve">Widened on verification: a downstream step did better than the platform worst case at the one-sided 95 % prediction bound of a single batch, on an adequate model.</w:t>
+                    <w:t xml:space="preserve">Widened on verification: a downstream step did better than the platform worst case at the one-sided 95 % prediction bound of a single batch, on a model that meets the first three adequacy criteria of PCMP-001 §7.2.</w:t>
                   </w:r>
                 </w:p>
               </w:tc>
@@ -2289,7 +2289,7 @@
         </w:r>
       </w:hyperlink>
       <w:r>
-        <w:t xml:space="preserve">). Each is the drug substance criterion carried back through the platform worst case of the downstream steps. Because this derivation uses no data from the Protein A studies, it may be applied to studies that were already executed. The criterion for pool host cell protein is in force at a wider value, because the A-Mab results of anion exchange showed at the one-sided 95 % prediction bound of a single batch, from a model that passed the adequacy tests, that the step clears more host cell protein than its platform worst case.</w:t>
+        <w:t xml:space="preserve">). Each is the drug substance criterion carried back through the platform worst case of the downstream steps. Because this derivation uses no data from the Protein A studies, it may be applied to studies that were already executed. The criterion for pool host cell protein is in force at a wider value, because the A-Mab results of anion exchange showed at the one-sided 95 % prediction bound of a single batch, from a model that meets the first three adequacy criteria of PCMP-001 and is not an exact fit, that the step clears more host cell protein than its platform worst case.</w:t>
       </w:r>
     </w:p>
     <w:p>
@@ -2312,7 +2312,44 @@
         </w:r>
       </w:hyperlink>
       <w:r>
-        <w:t xml:space="preserve">).</w:t>
+        <w:t xml:space="preserve">). Whether the model is qualified for an attribute is decided at analysis. The rule therefore replaces the Version 1.0 rules that made the qualification a gate. Version 1.0 stated in its acceptance criteria,</w:t>
+      </w:r>
+      <w:r>
+        <w:t xml:space="preserve"> </w:t>
+      </w:r>
+      <w:r>
+        <w:t xml:space="preserve">“The scale-down model must meet the qualification criteria of §5.1 before any characterization run is executed. A characterization run performed on an unqualified model may not be used to support an operating range.”</w:t>
+      </w:r>
+      <w:r>
+        <w:t xml:space="preserve"> </w:t>
+      </w:r>
+      <w:r>
+        <w:t xml:space="preserve">Its study sequence stated that the scale-down model is qualified first and that the response-surface design will not begin until the model qualification remains valid (</w:t>
+      </w:r>
+      <w:hyperlink w:anchor="sec-deliverables">
+        <w:r>
+          <w:rPr>
+            <w:rStyle w:val="Hyperlink"/>
+          </w:rPr>
+          <w:t xml:space="preserve">Section 11</w:t>
+        </w:r>
+      </w:hyperlink>
+      <w:r>
+        <w:t xml:space="preserve">). The qualification runs and the offset estimates still come first, and a model that is not qualified for an attribute is not used for that attribute (criterion 1 of</w:t>
+      </w:r>
+      <w:r>
+        <w:t xml:space="preserve"> </w:t>
+      </w:r>
+      <w:hyperlink w:anchor="sec-criteria">
+        <w:r>
+          <w:rPr>
+            <w:rStyle w:val="Hyperlink"/>
+          </w:rPr>
+          <w:t xml:space="preserve">Section 7</w:t>
+        </w:r>
+      </w:hyperlink>
+      <w:r>
+        <w:t xml:space="preserve">). Objective 6 is added for this change.</w:t>
       </w:r>
     </w:p>
     <w:p>
@@ -2338,7 +2375,7 @@
         </w:r>
       </w:hyperlink>
       <w:r>
-        <w:t xml:space="preserve">).</w:t>
+        <w:t xml:space="preserve">). Objective 7 is added for this change, and fragments enter objectives 1 and 3.</w:t>
       </w:r>
     </w:p>
     <w:p>
@@ -2350,7 +2387,7 @@
         </w:numPr>
       </w:pPr>
       <w:r>
-        <w:t xml:space="preserve">It states the model adequacy criteria and the value that the PAR analysis compares with each criterion, which Version 1.0 left to the analysis (</w:t>
+        <w:t xml:space="preserve">It states the model adequacy criteria of PCMP-001 (</w:t>
       </w:r>
       <w:hyperlink w:anchor="sec-criteria">
         <w:r>
@@ -2361,7 +2398,81 @@
         </w:r>
       </w:hyperlink>
       <w:r>
+        <w:t xml:space="preserve">). Version 1.0 judged a model on four measures, the model F-test, R² with its adjusted and predicted forms, the lack of fit against pure error, and diagnostic plots of the residuals. It judged a model adequate when the F-test was significant at p &lt; 0.05, the lack of fit was not significant against pure error at p &lt; 0.05, and the adjusted and predicted R² were reported and consistent with each other. It set no limit on the gap between them and no test on the residuals. Version 2.0 adds a limit of 0.20 on how far predicted R² may fall short of R², and the tests on the residuals and on influential runs with their thresholds. The remedy of PCMP-001 for a failing model replaces the consequence that Version 1.0 stated. Version 1.0 re-examined a model with a large gap between adjusted and predicted R² before it was used. It did not use a model with significant lack of fit to define the operating region until the misfit was explained, and it allowed the design to be augmented under SOP-1002. A model that fails the lack-of-fit test or the limit on overfitting is now either refitted with a justified change of terms or transformation, or it is not used to set a range (</w:t>
+      </w:r>
+      <w:hyperlink w:anchor="sec-stats">
+        <w:r>
+          <w:rPr>
+            <w:rStyle w:val="Hyperlink"/>
+          </w:rPr>
+          <w:t xml:space="preserve">Section 5.5</w:t>
+        </w:r>
+      </w:hyperlink>
+      <w:r>
+        <w:t xml:space="preserve">). In the PAR analysis Version 1.0 compared the mean prediction in the set-point analysis and the 95 % predictive interval in the NOR-propagated analysis, with the other parameters sampled within their NORs and the residual variation of the model added. Version 2.0 draws the other parameters from the normal distribution that PCMP-001 defines and adds the uncertainty of the fitted coefficients (</w:t>
+      </w:r>
+      <w:hyperlink w:anchor="sec-par-analyses">
+        <w:r>
+          <w:rPr>
+            <w:rStyle w:val="Hyperlink"/>
+          </w:rPr>
+          <w:t xml:space="preserve">Section 8.2</w:t>
+        </w:r>
+      </w:hyperlink>
+      <w:r>
         <w:t xml:space="preserve">).</w:t>
+      </w:r>
+    </w:p>
+    <w:p>
+      <w:pPr>
+        <w:pStyle w:val="Compact"/>
+        <w:numPr>
+          <w:ilvl w:val="0"/>
+          <w:numId w:val="1001"/>
+        </w:numPr>
+      </w:pPr>
+      <w:r>
+        <w:t xml:space="preserve">It draws the operating region on the single-batch limit that PCMP-001 sets for the design space of a step (criterion 8 of</w:t>
+      </w:r>
+      <w:r>
+        <w:t xml:space="preserve"> </w:t>
+      </w:r>
+      <w:hyperlink w:anchor="sec-criteria">
+        <w:r>
+          <w:rPr>
+            <w:rStyle w:val="Hyperlink"/>
+          </w:rPr>
+          <w:t xml:space="preserve">Section 7</w:t>
+        </w:r>
+      </w:hyperlink>
+      <w:r>
+        <w:t xml:space="preserve">). A setting lies inside the region when every quality attribute the step controls meets its criterion at both ends of the 95 % prediction interval of a single run. Version 1.0 declared the region where the response-surface model predicts that each attribute meets its criterion, that is on the mean prediction.</w:t>
+      </w:r>
+    </w:p>
+    <w:p>
+      <w:pPr>
+        <w:pStyle w:val="Compact"/>
+        <w:numPr>
+          <w:ilvl w:val="0"/>
+          <w:numId w:val="1001"/>
+        </w:numPr>
+      </w:pPr>
+      <w:r>
+        <w:t xml:space="preserve">It classifies the parameters by the rule of PCMP-001 Version 2.0 (criterion 7 of</w:t>
+      </w:r>
+      <w:r>
+        <w:t xml:space="preserve"> </w:t>
+      </w:r>
+      <w:hyperlink w:anchor="sec-criteria">
+        <w:r>
+          <w:rPr>
+            <w:rStyle w:val="Hyperlink"/>
+          </w:rPr>
+          <w:t xml:space="preserve">Section 7</w:t>
+        </w:r>
+      </w:hyperlink>
+      <w:r>
+        <w:t xml:space="preserve">). Version 1.0 stated no rule for the classification and left it to PCR-005. Under PCMP-001 an attribute is affected by a parameter when a term that contains the parameter is significant, and a significant effect that is too small to move the attribute appreciably within the PAR does not by itself make a parameter critical. PCR-005 states the size of each effect across the PAR and the margin of the PAR to the NOR, and it classifies on them.</w:t>
       </w:r>
     </w:p>
     <w:p>
@@ -2384,7 +2495,64 @@
         </w:r>
       </w:hyperlink>
       <w:r>
-        <w:t xml:space="preserve">). INV-001 found that the Version 1.0 records gave no execution dates (finding 5).</w:t>
+        <w:t xml:space="preserve">). INV-001 found that the Version 1.0 records gave no execution dates (finding 5). The compiled text of Version 1.0 carried 2026-07-24, the date on which the Version 1.0 reports were approved, in its title block in place of the date on which this plan was approved (finding 5). It also carried the limit for pool host cell protein that the criterion of change 1 replaces, added to the plan text when the package was compiled, without a revision of the approved plan (finding 1). The revision history gives the approval date.</w:t>
+      </w:r>
+    </w:p>
+    <w:p>
+      <w:pPr>
+        <w:pStyle w:val="Compact"/>
+        <w:numPr>
+          <w:ilvl w:val="0"/>
+          <w:numId w:val="1001"/>
+        </w:numPr>
+      </w:pPr>
+      <w:r>
+        <w:t xml:space="preserve">Two descriptive sentences of Version 1.0 in</w:t>
+      </w:r>
+      <w:r>
+        <w:t xml:space="preserve"> </w:t>
+      </w:r>
+      <w:hyperlink w:anchor="sec-univariate">
+        <w:r>
+          <w:rPr>
+            <w:rStyle w:val="Hyperlink"/>
+          </w:rPr>
+          <w:t xml:space="preserve">Section 6.4</w:t>
+        </w:r>
+      </w:hyperlink>
+      <w:r>
+        <w:t xml:space="preserve"> </w:t>
+      </w:r>
+      <w:r>
+        <w:t xml:space="preserve">are corrected, with no change to the design. Version 1.0 said that neither operating temperature nor bed height is expected to interact with the parameters that drive host cell protein, and that the limitation of a univariate study is accepted because the risk assessment found no credible interaction to detect. Either parameter can interact with protein load through the dynamic binding capacity (</w:t>
+      </w:r>
+      <w:hyperlink w:anchor="sec-risk">
+        <w:r>
+          <w:rPr>
+            <w:rStyle w:val="Hyperlink"/>
+          </w:rPr>
+          <w:t xml:space="preserve">Section 4.3</w:t>
+        </w:r>
+      </w:hyperlink>
+      <w:r>
+        <w:t xml:space="preserve">). The sentences now say so and refer to the grounds that</w:t>
+      </w:r>
+      <w:r>
+        <w:t xml:space="preserve"> </w:t>
+      </w:r>
+      <w:hyperlink w:anchor="sec-risk">
+        <w:r>
+          <w:rPr>
+            <w:rStyle w:val="Hyperlink"/>
+          </w:rPr>
+          <w:t xml:space="preserve">Section 4.3</w:t>
+        </w:r>
+      </w:hyperlink>
+      <w:r>
+        <w:t xml:space="preserve"> </w:t>
+      </w:r>
+      <w:r>
+        <w:t xml:space="preserve">gives for studying each parameter one factor at a time.</w:t>
       </w:r>
     </w:p>
     <w:p>
@@ -2392,7 +2560,7 @@
         <w:pStyle w:val="FirstParagraph"/>
       </w:pPr>
       <w:r>
-        <w:t xml:space="preserve">The Version 2.0 criterion for pool host cell protein, 17,069 ng/mg, is wider than the Version 1.0 analysis limit of 10,724 ng/mg. The Version 1.0 limit was never an approved criterion, so the wider Version 2.0 criterion does not loosen one. From this revision on, a criterion of this plan changes only by the rule for verifying the platform worst cases, which</w:t>
+        <w:t xml:space="preserve">The Version 2.0 criterion for pool host cell protein, 17,069 ng/mg, is wider than the Version 1.0 analysis limit of 10,724 ng/mg. From this revision on, a criterion of this plan changes only by the rule for verifying the platform worst cases, which</w:t>
       </w:r>
       <w:r>
         <w:t xml:space="preserve"> </w:t>
@@ -2448,7 +2616,81 @@
         </w:numPr>
       </w:pPr>
       <w:r>
-        <w:t xml:space="preserve">To estimate, before the first characterization run, the offset between the scale-down model and manufacturing scale for each quantity that the qualification compares, and to qualify the model by that offset for pool host cell protein and leached Protein A (</w:t>
+        <w:t xml:space="preserve">Quantify the effect of each characterized parameter on pool host cell protein, on step yield and on leached Protein A, over the ranges given in</w:t>
+      </w:r>
+      <w:r>
+        <w:t xml:space="preserve"> </w:t>
+      </w:r>
+      <w:hyperlink w:anchor="sec-factors">
+        <w:r>
+          <w:rPr>
+            <w:rStyle w:val="Hyperlink"/>
+          </w:rPr>
+          <w:t xml:space="preserve">Section 6.1</w:t>
+        </w:r>
+      </w:hyperlink>
+      <w:r>
+        <w:t xml:space="preserve">.</w:t>
+      </w:r>
+    </w:p>
+    <w:p>
+      <w:pPr>
+        <w:pStyle w:val="Compact"/>
+        <w:numPr>
+          <w:ilvl w:val="0"/>
+          <w:numId w:val="1002"/>
+        </w:numPr>
+      </w:pPr>
+      <w:r>
+        <w:t xml:space="preserve">Define the region of the characterized space within which the quality attributes this step controls are predicted to remain within their acceptance criteria.</w:t>
+      </w:r>
+    </w:p>
+    <w:p>
+      <w:pPr>
+        <w:pStyle w:val="Compact"/>
+        <w:numPr>
+          <w:ilvl w:val="0"/>
+          <w:numId w:val="1002"/>
+        </w:numPr>
+      </w:pPr>
+      <w:r>
+        <w:t xml:space="preserve">Establish a proven acceptable range for each parameter and each quality attribute the step controls, both with the other parameters at their set-points and with the other parameters varying within their normal operating ranges.</w:t>
+      </w:r>
+    </w:p>
+    <w:p>
+      <w:pPr>
+        <w:pStyle w:val="Compact"/>
+        <w:numPr>
+          <w:ilvl w:val="0"/>
+          <w:numId w:val="1002"/>
+        </w:numPr>
+      </w:pPr>
+      <w:r>
+        <w:t xml:space="preserve">Provide the demonstrated effects and the operating region from which each parameter will be classified under SOP-4001.</w:t>
+      </w:r>
+    </w:p>
+    <w:p>
+      <w:pPr>
+        <w:pStyle w:val="Compact"/>
+        <w:numPr>
+          <w:ilvl w:val="0"/>
+          <w:numId w:val="1002"/>
+        </w:numPr>
+      </w:pPr>
+      <w:r>
+        <w:t xml:space="preserve">Justify the parameter ranges carried into Stage 2 and the contribution this step makes to the control strategy of the drug substance process.</w:t>
+      </w:r>
+    </w:p>
+    <w:p>
+      <w:pPr>
+        <w:pStyle w:val="Compact"/>
+        <w:numPr>
+          <w:ilvl w:val="0"/>
+          <w:numId w:val="1002"/>
+        </w:numPr>
+      </w:pPr>
+      <w:r>
+        <w:t xml:space="preserve">Estimate, before the first characterization run, the offset between the scale-down model and manufacturing scale for each quantity that the qualification compares, and qualify the model by that offset for pool host cell protein and leached Protein A (</w:t>
       </w:r>
       <w:hyperlink w:anchor="sec-sdm">
         <w:r>
@@ -2471,55 +2713,15 @@
         </w:numPr>
       </w:pPr>
       <w:r>
-        <w:t xml:space="preserve">To identify which of the 4 multivariate parameters, and which of their two-factor interactions, affect pool host cell protein, step yield and leached Protein A (screening design).</w:t>
-      </w:r>
-    </w:p>
-    <w:p>
-      <w:pPr>
-        <w:pStyle w:val="Compact"/>
-        <w:numPr>
-          <w:ilvl w:val="0"/>
-          <w:numId w:val="1002"/>
-        </w:numPr>
-      </w:pPr>
-      <w:r>
-        <w:t xml:space="preserve">To fit response-surface models for pool host cell protein, step yield, leached Protein A and fragments by nrCE-SDS over the ranges studied, and to judge their adequacy for prediction.</w:t>
-      </w:r>
-    </w:p>
-    <w:p>
-      <w:pPr>
-        <w:pStyle w:val="Compact"/>
-        <w:numPr>
-          <w:ilvl w:val="0"/>
-          <w:numId w:val="1002"/>
-        </w:numPr>
-      </w:pPr>
-      <w:r>
-        <w:t xml:space="preserve">To determine from the response-surface models the PAR of each multivariate parameter for each attribute of the Protein A pool with a criterion, at manufacturing scale where an offset applies.</w:t>
-      </w:r>
-    </w:p>
-    <w:p>
-      <w:pPr>
-        <w:pStyle w:val="Compact"/>
-        <w:numPr>
-          <w:ilvl w:val="0"/>
-          <w:numId w:val="1002"/>
-        </w:numPr>
-      </w:pPr>
-      <w:r>
-        <w:t xml:space="preserve">To establish the effect of operating temperature and bed height over their ranges, one factor at a time.</w:t>
-      </w:r>
-    </w:p>
-    <w:p>
-      <w:pPr>
-        <w:pStyle w:val="Compact"/>
-        <w:numPr>
-          <w:ilvl w:val="0"/>
-          <w:numId w:val="1002"/>
-        </w:numPr>
-      </w:pPr>
-      <w:r>
-        <w:t xml:space="preserve">To provide the data for the classification of every parameter of the step under the parameter classification procedure SOP-4001.</w:t>
+        <w:t xml:space="preserve">Fit response-surface models for pool host cell protein, step yield, leached Protein A and fragments by nrCE-SDS over the ranges studied, and judge their adequacy for prediction.</w:t>
+      </w:r>
+    </w:p>
+    <w:p>
+      <w:pPr>
+        <w:pStyle w:val="FirstParagraph"/>
+      </w:pPr>
+      <w:r>
+        <w:t xml:space="preserve">Objectives 1 to 5 are those of Version 1.0. Objectives 6 and 7 are added at Version 2.0 (changes 2 to 4). Change 3 also adds fragments to objectives 1 and 3, and change 2 states the ranges of objective 3 at manufacturing scale for pool host cell protein and leached Protein A.</w:t>
       </w:r>
     </w:p>
     <w:bookmarkEnd w:id="26"/>
@@ -5219,7 +5421,7 @@
         <w:pStyle w:val="BodyText"/>
       </w:pPr>
       <w:r>
-        <w:t xml:space="preserve">The response-surface data are fitted with a full quadratic model of 15 terms. The response-surface model is the predictive model of the step, and every prediction and every PAR in PCR-005 comes from it. Each fitted model is reported with R², adjusted R² and predicted R², the model F-test, and the test of lack of fit against pure error from the centre points. Residuals are plotted against predicted values, against run order and on a normal probability plot. Where a model fails the adequacy criteria of</w:t>
+        <w:t xml:space="preserve">The response-surface data are fitted with a full quadratic model of 15 terms. The response-surface model is the predictive model of the step, and every prediction and every PAR in PCR-005 comes from it. Each fitted model is reported with R², adjusted R² and predicted R², the model F-test, and the test of lack of fit against pure error from the centre points. Residuals are plotted against predicted values, against run order and on a normal probability plot. A model that fails the lack-of-fit test or the limit on overfitting of</w:t>
       </w:r>
       <w:r>
         <w:t xml:space="preserve"> </w:t>
@@ -5233,7 +5435,10 @@
         </w:r>
       </w:hyperlink>
       <w:r>
-        <w:t xml:space="preserve">, a transformation of the response or a justified change of terms may be applied, and the change is reported with its reason.</w:t>
+        <w:t xml:space="preserve"> </w:t>
+      </w:r>
+      <w:r>
+        <w:t xml:space="preserve">is either refitted with a justified change of terms or transformation, or it is not used to set a range (PCMP-001, model adequacy). PCR-005 reports any such change with its reason.</w:t>
       </w:r>
     </w:p>
     <w:p>
@@ -5305,7 +5510,7 @@
         <w:t xml:space="preserve"> </w:t>
       </w:r>
       <w:r>
-        <w:t xml:space="preserve">lists the parameters of the step with their set-point, the range to be studied, the NOR and the type of study. The classification of each parameter is a result of the study and is not given here.</w:t>
+        <w:t xml:space="preserve">lists the parameters of the step with their set-point, the range to be studied, the NOR and the type of study. The classification of the parameters is an outcome of the studies. It is assigned in PCR-005 and is not stated in this plan.</w:t>
       </w:r>
     </w:p>
     <w:tbl>
@@ -6312,7 +6517,105 @@
         <w:pStyle w:val="FirstParagraph"/>
       </w:pPr>
       <w:r>
-        <w:t xml:space="preserve">Operating temperature and bed height are studied one factor at a time (study S-PA-UNI), with the other parameters at their set-points. Each is run in duplicate at the low end and at the high end of its range studied. The set-point runs of the scale-down model qualification (</w:t>
+        <w:t xml:space="preserve">Operating temperature and bed height will be assessed one factor at a time. Each will be run at the low edge, the centre and the high edge of its characterized range, with the other parameters held at their set-points and with the same responses measured as in the multivariate designs. Temperature will be assessed over 15 to 30 °C and bed height over 10 to 30 cm. Both parameters are assessed in study S-PA-UNI. The column and all buffers are equilibrated to the run temperature. In the bed height runs the linear velocity is held at its set-point, so that the residence time changes with the bed height. Holding the velocity makes the short bed the more severe test, because the short bed then also has the shortest residence time.</w:t>
+      </w:r>
+    </w:p>
+    <w:p>
+      <w:pPr>
+        <w:pStyle w:val="BodyText"/>
+      </w:pPr>
+      <w:r>
+        <w:t xml:space="preserve">These two parameters were kept out of the multivariate design for the mechanistic reasons given in</w:t>
+      </w:r>
+      <w:r>
+        <w:t xml:space="preserve"> </w:t>
+      </w:r>
+      <w:hyperlink w:anchor="sec-risk">
+        <w:r>
+          <w:rPr>
+            <w:rStyle w:val="Hyperlink"/>
+          </w:rPr>
+          <w:t xml:space="preserve">Section 4.3</w:t>
+        </w:r>
+      </w:hyperlink>
+      <w:r>
+        <w:t xml:space="preserve">. Their expected effects are small beside those of load and elution pH over the ranges they can take, and either can interact with protein load through the dynamic binding capacity. A univariate study cannot detect an interaction, and this limitation is accepted on the grounds that</w:t>
+      </w:r>
+      <w:r>
+        <w:t xml:space="preserve"> </w:t>
+      </w:r>
+      <w:hyperlink w:anchor="sec-risk">
+        <w:r>
+          <w:rPr>
+            <w:rStyle w:val="Hyperlink"/>
+          </w:rPr>
+          <w:t xml:space="preserve">Section 4.3</w:t>
+        </w:r>
+      </w:hyperlink>
+      <w:r>
+        <w:t xml:space="preserve"> </w:t>
+      </w:r>
+      <w:r>
+        <w:t xml:space="preserve">gives for each parameter. Should the univariate data show an effect comparable with the multivariate effects, the parameter will be added to a supplementary multivariate study before the operating region is declared.</w:t>
+      </w:r>
+    </w:p>
+    <w:p>
+      <w:pPr>
+        <w:pStyle w:val="BodyText"/>
+      </w:pPr>
+      <w:r>
+        <w:t xml:space="preserve">A univariate study has no model, so there is no prediction interval to compute, and each individual result stands for a single batch, which is the statistic on which PCMP-001 judges a quality attribute. The range of a univariate parameter is therefore supported when every individual result at both ends meets the criterion of</w:t>
+      </w:r>
+      <w:r>
+        <w:t xml:space="preserve"> </w:t>
+      </w:r>
+      <w:hyperlink w:anchor="tbl-outcrit">
+        <w:r>
+          <w:rPr>
+            <w:rStyle w:val="Hyperlink"/>
+          </w:rPr>
+          <w:t xml:space="preserve">Table 9</w:t>
+        </w:r>
+      </w:hyperlink>
+      <w:r>
+        <w:t xml:space="preserve"> </w:t>
+      </w:r>
+      <w:r>
+        <w:t xml:space="preserve">for pool host cell protein and for leached Protein A, after the offset is subtracted. Step yield has no criterion and is reported as the size of the effect only. Because the study cannot detect an interaction, the ranges of operating temperature and bed height are supported only with the other parameters at their set-points, and PCR-005 states this beside each result.</w:t>
+      </w:r>
+    </w:p>
+    <w:bookmarkEnd w:id="48"/>
+    <w:bookmarkEnd w:id="49"/>
+    <w:bookmarkStart w:id="51" w:name="sec-criteria"/>
+    <w:p>
+      <w:pPr>
+        <w:pStyle w:val="Heading1"/>
+      </w:pPr>
+      <w:r>
+        <w:t xml:space="preserve">7. Acceptance and decision criteria</w:t>
+      </w:r>
+    </w:p>
+    <w:p>
+      <w:pPr>
+        <w:pStyle w:val="FirstParagraph"/>
+      </w:pPr>
+      <w:r>
+        <w:t xml:space="preserve">These criteria decide when the scale-down model is qualified, when a model may be used for prediction, when a range is proven acceptable, how a parameter is classified and where the operating region lies. Criteria 2 to 5 are the model adequacy criteria of PCMP-001. Their limits are the campaign thresholds that PCMP-001 sets for every step alike. These are the conventional 5 % significance level for the tests, and a limit of 0.20 on how far predicted R² may fall short of R², which guards against a model with more terms than the data support.</w:t>
+      </w:r>
+    </w:p>
+    <w:p>
+      <w:pPr>
+        <w:pStyle w:val="Compact"/>
+        <w:numPr>
+          <w:ilvl w:val="0"/>
+          <w:numId w:val="1005"/>
+        </w:numPr>
+      </w:pPr>
+      <w:r>
+        <w:t xml:space="preserve">Scale-down model qualification. For pool host cell protein and for leached Protein A, the model is qualified when the conclusion of criterion 6, whether the Protein A pool meets its criterion across the NOR, is the same with the offset at either end of its 90 % confidence interval. A model that is not qualified for an attribute is not used for that attribute. Step yield and column efficiency have no criterion at the step, so their offsets are recorded only. Fragments carry no offset, because the qualification has no fragment result, and they are accepted on the mechanism stated in</w:t>
+      </w:r>
+      <w:r>
+        <w:t xml:space="preserve"> </w:t>
       </w:r>
       <w:hyperlink w:anchor="sec-sdm">
         <w:r>
@@ -6323,15 +6626,67 @@
         </w:r>
       </w:hyperlink>
       <w:r>
-        <w:t xml:space="preserve">) serve as the reference. Operating temperature is studied from 15–30 °C around a set-point of 22 °C. The column and all buffers are equilibrated to the run temperature. Bed height is studied from 10–30 cm around a set-point of 20 cm, with the linear velocity held at its set-point, so that the residence time changes with the bed height. Holding the velocity makes the short bed the more severe test, because the short bed then also has the shortest residence time.</w:t>
-      </w:r>
-    </w:p>
-    <w:p>
-      <w:pPr>
-        <w:pStyle w:val="BodyText"/>
-      </w:pPr>
-      <w:r>
-        <w:t xml:space="preserve">The responses are pool host cell protein, step yield and leached Protein A. Fragments are not measured in the univariate study, which ran before AMD-001. A univariate study has no model, so there is no prediction interval to compute, and each individual result stands for a single batch. The range of a univariate parameter is therefore supported when every individual result at both ends meets the criterion of</w:t>
+        <w:t xml:space="preserve">.</w:t>
+      </w:r>
+    </w:p>
+    <w:p>
+      <w:pPr>
+        <w:pStyle w:val="Compact"/>
+        <w:numPr>
+          <w:ilvl w:val="0"/>
+          <w:numId w:val="1005"/>
+        </w:numPr>
+      </w:pPr>
+      <w:r>
+        <w:t xml:space="preserve">Model significance. A response-surface model is used for prediction only if the model F-test is significant at α = 0.05.</w:t>
+      </w:r>
+    </w:p>
+    <w:p>
+      <w:pPr>
+        <w:pStyle w:val="Compact"/>
+        <w:numPr>
+          <w:ilvl w:val="0"/>
+          <w:numId w:val="1005"/>
+        </w:numPr>
+      </w:pPr>
+      <w:r>
+        <w:t xml:space="preserve">Lack of fit. The test of lack of fit against pure error is not significant at α = 0.05.</w:t>
+      </w:r>
+    </w:p>
+    <w:p>
+      <w:pPr>
+        <w:pStyle w:val="Compact"/>
+        <w:numPr>
+          <w:ilvl w:val="0"/>
+          <w:numId w:val="1005"/>
+        </w:numPr>
+      </w:pPr>
+      <w:r>
+        <w:t xml:space="preserve">Predictive power. The predicted R², computed from the prediction error sum of squares (PRESS), falls short of the R² of the same model by no more than 0.20.</w:t>
+      </w:r>
+    </w:p>
+    <w:p>
+      <w:pPr>
+        <w:pStyle w:val="Compact"/>
+        <w:numPr>
+          <w:ilvl w:val="0"/>
+          <w:numId w:val="1005"/>
+        </w:numPr>
+      </w:pPr>
+      <w:r>
+        <w:t xml:space="preserve">Residuals. A regression of the absolute residuals on the predicted values, and a regression of the residuals on run order, each show no slope significant at α = 0.05. No run has a Cook’s distance above 4/n, a common screening cut-off for influential runs that scales with the number of runs, which is 0.14 for the 28 runs of the response-surface design.</w:t>
+      </w:r>
+    </w:p>
+    <w:p>
+      <w:pPr>
+        <w:pStyle w:val="Compact"/>
+        <w:numPr>
+          <w:ilvl w:val="0"/>
+          <w:numId w:val="1005"/>
+        </w:numPr>
+      </w:pPr>
+      <w:r>
+        <w:t xml:space="preserve">Protein A pool and PARs. Each attribute of the Protein A pool with a criterion is judged against the criterion of</w:t>
       </w:r>
       <w:r>
         <w:t xml:space="preserve"> </w:t>
@@ -6348,26 +6703,35 @@
         <w:t xml:space="preserve"> </w:t>
       </w:r>
       <w:r>
-        <w:t xml:space="preserve">for pool host cell protein and for leached Protein A, after the offset is subtracted. Step yield has no criterion and is reported as the size of the effect only. A univariate study cannot detect an interaction. The ranges of operating temperature and bed height are therefore supported only with the other parameters at their set-points, and PCR-005 states this beside each result.</w:t>
-      </w:r>
-    </w:p>
-    <w:bookmarkEnd w:id="48"/>
-    <w:bookmarkEnd w:id="49"/>
-    <w:bookmarkStart w:id="51" w:name="sec-criteria"/>
-    <w:p>
-      <w:pPr>
-        <w:pStyle w:val="Heading1"/>
-      </w:pPr>
-      <w:r>
-        <w:t xml:space="preserve">7. Acceptance and decision criteria</w:t>
-      </w:r>
-    </w:p>
-    <w:p>
-      <w:pPr>
-        <w:pStyle w:val="FirstParagraph"/>
-      </w:pPr>
-      <w:r>
-        <w:t xml:space="preserve">These criteria decide when the scale-down model is qualified, when a model may be used for prediction, when a range is proven acceptable and how a parameter is classified. Criteria 2 to 5 are the model adequacy criteria of PCMP-001. Their limits are the campaign thresholds that PCMP-001 sets for every step alike. These are the conventional 5 % significance level for the tests, and a limit of 0.20 on how far predicted R² may fall short of R², which guards against a model with more terms than the data support.</w:t>
+        <w:t xml:space="preserve">by the analysis of</w:t>
+      </w:r>
+      <w:r>
+        <w:t xml:space="preserve"> </w:t>
+      </w:r>
+      <w:hyperlink w:anchor="sec-par">
+        <w:r>
+          <w:rPr>
+            <w:rStyle w:val="Hyperlink"/>
+          </w:rPr>
+          <w:t xml:space="preserve">Section 8</w:t>
+        </w:r>
+      </w:hyperlink>
+      <w:r>
+        <w:t xml:space="preserve">, after the offset is subtracted where one applies. A range is proven acceptable for an attribute when the NOR-propagated analysis (a simulation in which the other factors vary within their NOR,</w:t>
+      </w:r>
+      <w:r>
+        <w:t xml:space="preserve"> </w:t>
+      </w:r>
+      <w:hyperlink w:anchor="sec-par-analyses">
+        <w:r>
+          <w:rPr>
+            <w:rStyle w:val="Hyperlink"/>
+          </w:rPr>
+          <w:t xml:space="preserve">Section 8.2</w:t>
+        </w:r>
+      </w:hyperlink>
+      <w:r>
+        <w:t xml:space="preserve">) meets the criterion across it.</w:t>
       </w:r>
     </w:p>
     <w:p>
@@ -6379,21 +6743,7 @@
         </w:numPr>
       </w:pPr>
       <w:r>
-        <w:t xml:space="preserve">Scale-down model qualification. For pool host cell protein and for leached Protein A, the model is qualified when the conclusion of criterion 6, whether the Protein A pool meets its criterion across the NOR, is the same with the offset at either end of its 90 % confidence interval. A model that is not qualified for an attribute is not used for that attribute. Step yield and column efficiency have no criterion at the step, so their offsets are recorded only. Fragments carry no offset, because the qualification has no fragment result, and they are accepted on the mechanism stated in</w:t>
-      </w:r>
-      <w:r>
-        <w:t xml:space="preserve"> </w:t>
-      </w:r>
-      <w:hyperlink w:anchor="sec-sdm">
-        <w:r>
-          <w:rPr>
-            <w:rStyle w:val="Hyperlink"/>
-          </w:rPr>
-          <w:t xml:space="preserve">Section 5.1</w:t>
-        </w:r>
-      </w:hyperlink>
-      <w:r>
-        <w:t xml:space="preserve">.</w:t>
+        <w:t xml:space="preserve">Classification. Each parameter is classified under the parameter classification procedure SOP-4001 by the decision logic of PCMP-001. A parameter whose effect on a CQA is significant and practically relevant is critical, and it is well controlled when it has a low risk of leaving its acceptable range in operation. A parameter that affects only process performance is a key parameter, and one with no relevant effect is a general parameter. An attribute is affected by a parameter when a term that contains the parameter is significant at α = 0.05. A significant effect that is too small to move the attribute appreciably within the PAR does not by itself make the parameter critical. Neither PCMP-001 nor SOP-4001 sets a numerical threshold for a practically relevant effect or for a low risk. PCR-005 therefore states the size of each effect across the PAR beside its significance and the margin of the PAR to the NOR, and it gives the reason for each class on them.</w:t>
       </w:r>
     </w:p>
     <w:p>
@@ -6405,55 +6755,7 @@
         </w:numPr>
       </w:pPr>
       <w:r>
-        <w:t xml:space="preserve">Model significance. A response-surface model is used for prediction only if the model F-test is significant at α = 0.05.</w:t>
-      </w:r>
-    </w:p>
-    <w:p>
-      <w:pPr>
-        <w:pStyle w:val="Compact"/>
-        <w:numPr>
-          <w:ilvl w:val="0"/>
-          <w:numId w:val="1005"/>
-        </w:numPr>
-      </w:pPr>
-      <w:r>
-        <w:t xml:space="preserve">Lack of fit. The test of lack of fit against pure error is not significant at α = 0.05.</w:t>
-      </w:r>
-    </w:p>
-    <w:p>
-      <w:pPr>
-        <w:pStyle w:val="Compact"/>
-        <w:numPr>
-          <w:ilvl w:val="0"/>
-          <w:numId w:val="1005"/>
-        </w:numPr>
-      </w:pPr>
-      <w:r>
-        <w:t xml:space="preserve">Predictive power. The predicted R², computed from the prediction error sum of squares (PRESS), falls short of the R² of the same model by no more than 0.20.</w:t>
-      </w:r>
-    </w:p>
-    <w:p>
-      <w:pPr>
-        <w:pStyle w:val="Compact"/>
-        <w:numPr>
-          <w:ilvl w:val="0"/>
-          <w:numId w:val="1005"/>
-        </w:numPr>
-      </w:pPr>
-      <w:r>
-        <w:t xml:space="preserve">Residuals. A regression of the absolute residuals on the predicted values, and a regression of the residuals on run order, each show no slope significant at α = 0.05. No run has a Cook’s distance above 4/n, a common screening cut-off for influential runs that scales with the number of runs, which is 0.14 for the 28 runs of the response-surface design.</w:t>
-      </w:r>
-    </w:p>
-    <w:p>
-      <w:pPr>
-        <w:pStyle w:val="Compact"/>
-        <w:numPr>
-          <w:ilvl w:val="0"/>
-          <w:numId w:val="1005"/>
-        </w:numPr>
-      </w:pPr>
-      <w:r>
-        <w:t xml:space="preserve">Protein A pool and PARs. Each attribute of the Protein A pool with a criterion is judged against the criterion of</w:t>
+        <w:t xml:space="preserve">Operating region. The operating region will be declared as the part of the characterized space over which every quality attribute the step controls meets the criterion in</w:t>
       </w:r>
       <w:r>
         <w:t xml:space="preserve"> </w:t>
@@ -6470,7 +6772,7 @@
         <w:t xml:space="preserve"> </w:t>
       </w:r>
       <w:r>
-        <w:t xml:space="preserve">by the analysis of</w:t>
+        <w:t xml:space="preserve">at both ends of the 95 % prediction interval of a single run from its response-surface model, which is the statistic on which PCMP-001 draws the design space of a step. The study passes when the model is adequate for each modelled response, when the normal operating range of every parameter lies inside that region, and when the proven acceptable ranges of</w:t>
       </w:r>
       <w:r>
         <w:t xml:space="preserve"> </w:t>
@@ -6484,33 +6786,10 @@
         </w:r>
       </w:hyperlink>
       <w:r>
-        <w:t xml:space="preserve">, after the offset is subtracted where one applies. A range is proven acceptable for an attribute when the NOR-propagated analysis (a simulation in which the other factors vary within their NOR,</w:t>
-      </w:r>
-      <w:r>
         <w:t xml:space="preserve"> </w:t>
       </w:r>
-      <w:hyperlink w:anchor="sec-par-analyses">
-        <w:r>
-          <w:rPr>
-            <w:rStyle w:val="Hyperlink"/>
-          </w:rPr>
-          <w:t xml:space="preserve">Section 8.2</w:t>
-        </w:r>
-      </w:hyperlink>
-      <w:r>
-        <w:t xml:space="preserve">) meets the criterion across it.</w:t>
-      </w:r>
-    </w:p>
-    <w:p>
-      <w:pPr>
-        <w:pStyle w:val="Compact"/>
-        <w:numPr>
-          <w:ilvl w:val="0"/>
-          <w:numId w:val="1005"/>
-        </w:numPr>
-      </w:pPr>
-      <w:r>
-        <w:t xml:space="preserve">Classification. Each parameter is classified under the parameter classification procedure SOP-4001 by the decision logic of PCMP-001. A parameter whose effect on a CQA is significant and practically relevant is critical, and it is well controlled when it has a low risk of leaving its acceptable range in operation. A parameter that affects only process performance is a key parameter, and one with no relevant effect is a general parameter. The size of each effect is stated beside its significance. An effect is practically relevant for an attribute when the NOR-propagated PAR of the parameter is narrower than its range studied. A significant effect whose PAR spans the whole range studied does not by itself make the parameter critical.</w:t>
+      <w:r>
+        <w:t xml:space="preserve">contain the normal operating range. A parameter whose normal operating range is not contained will have its range narrowed in PCR-005, and the narrowed range will be carried into the control strategy.</w:t>
       </w:r>
     </w:p>
     <w:p>
@@ -6953,7 +7232,7 @@
                     <w:t xml:space="preserve"> </w:t>
                   </w:r>
                   <w:r>
-                    <w:t xml:space="preserve">Widened, because the A-Mab results of anion exchange showed at the one-sided 95 % prediction bound of a single batch, from a model that passed the adequacy tests, that the step clears more host cell protein than its platform worst case (PCMP-001, verification of the platform worst cases).</w:t>
+                    <w:t xml:space="preserve">Widened, because the A-Mab results of anion exchange showed at the one-sided 95 % prediction bound of a single batch, from a model that meets the first three adequacy criteria of PCMP-001 and is not an exact fit, that the step clears more host cell protein than its platform worst case (PCMP-001, verification of the platform worst cases).</w:t>
                   </w:r>
                 </w:p>
               </w:tc>
@@ -7550,7 +7829,7 @@
         <w:pStyle w:val="BodyText"/>
       </w:pPr>
       <w:r>
-        <w:t xml:space="preserve">The criterion for pool host cell protein is in force at a widened value. From the platform worst cases alone, the derivation gave 16,000 ng/mg. The A-Mab model of anion exchange passed the adequacy tests, and it showed at the one-sided 95 % prediction bound of a single batch that the step clears host cell protein better than its platform worst case. That bound replaced the platform value, which widened the criterion to the value above. The criterion for fragments is at its a priori value of 2.45 %, because the A-Mab results of the downstream steps did not replace any platform value for fragments (</w:t>
+        <w:t xml:space="preserve">The criterion for pool host cell protein is in force at a widened value. From the platform worst cases alone, the derivation gave 16,000 ng/mg. The A-Mab model of anion exchange meets the first three adequacy criteria of PCMP-001 and is not an exact fit, and it showed at the one-sided 95 % prediction bound of a single batch that the step clears host cell protein better than its platform worst case. That bound replaced the platform value, which widened the criterion to the value above. The criterion for fragments is at its a priori value of 2.45 %, because the A-Mab results of the downstream steps did not replace any platform value for fragments (</w:t>
       </w:r>
       <w:hyperlink w:anchor="tbl-worstcase">
         <w:r>
@@ -7593,7 +7872,7 @@
         </w:numPr>
       </w:pPr>
       <w:r>
-        <w:t xml:space="preserve">Where the one-sided 95 % prediction bound of a single batch at the A-Mab worst case within the NOR is better than the platform value, and the model of the downstream step passes the adequacy tests of PCMP-001 (no significant lack of fit, and predicted R² within the limit of R²), the bound replaces the platform value. The criterion of this step then becomes wider. The point prediction is never used to widen a criterion.</w:t>
+        <w:t xml:space="preserve">Where the one-sided 95 % prediction bound of a single batch at the A-Mab worst case within the NOR is better than the platform value, and the response-surface model of the downstream step meets the first three adequacy criteria of PCMP-001 (a significant model, no significant lack of fit and the limit on overfitting) and is not an exact fit, the bound replaces the platform value. The fourth criterion, on the residuals and on influential runs, does not decide the change. The report that gives the bound examines it and states whether the bound depends on a single run. The criterion of this step then becomes wider. The point prediction is never used to widen a criterion.</w:t>
       </w:r>
     </w:p>
     <w:p>
@@ -8439,7 +8718,7 @@
                     <w:t xml:space="preserve"> </w:t>
                   </w:r>
                   <w:r>
-                    <w:t xml:space="preserve">The one-sided 95 % prediction bound of a single batch at the A-Mab worst case within the NOR was better than the platform value, and the model passed the adequacy tests. The bound replaced the platform value.</w:t>
+                    <w:t xml:space="preserve">The one-sided 95 % prediction bound of a single batch at the A-Mab worst case within the NOR was better than the platform value, and the model meets the first three adequacy criteria of PCMP-001 and is not an exact fit. The bound replaced the platform value.</w:t>
                   </w:r>
                 </w:p>
               </w:tc>
@@ -8577,6 +8856,28 @@
       </w:pPr>
       <w:r>
         <w:t xml:space="preserve">PCR-005 reports both analyses for every attribute and factor in one table. For each attribute with a criterion it shows, as a two-panel figure, the PAR of the factor with the largest main effect on that attribute in the response-surface model. The left panel shows the set-point analysis and the right panel the NOR-propagated analysis, with the region that meets the criterion shaded green. The univariate parameters have no model-based PAR. The ranges of operating temperature and bed height are supported by the measured responses against the same criteria at each end of the range studied.</w:t>
+      </w:r>
+    </w:p>
+    <w:p>
+      <w:pPr>
+        <w:pStyle w:val="BodyText"/>
+      </w:pPr>
+      <w:r>
+        <w:t xml:space="preserve">A proven acceptable range is a univariate statement and does not replace the operating region of</w:t>
+      </w:r>
+      <w:r>
+        <w:t xml:space="preserve"> </w:t>
+      </w:r>
+      <w:hyperlink w:anchor="sec-criteria">
+        <w:r>
+          <w:rPr>
+            <w:rStyle w:val="Hyperlink"/>
+          </w:rPr>
+          <w:t xml:space="preserve">Section 7</w:t>
+        </w:r>
+      </w:hyperlink>
+      <w:r>
+        <w:t xml:space="preserve">. Two parameters may each sit inside their own proven acceptable range while their combination sits outside the multivariate region. Where the two disagree, the multivariate region takes precedence, and the proven acceptable ranges will be reported as supporting information for excursion assessment.</w:t>
       </w:r>
     </w:p>
     <w:bookmarkEnd w:id="56"/>
@@ -8873,7 +9174,7 @@
         <w:pStyle w:val="BodyText"/>
       </w:pPr>
       <w:r>
-        <w:t xml:space="preserve">The studies run in this order. The scale-down model is qualified first. The screening design follows, then the univariate study and the response-surface design. The retained pools are tested by nrCE-SDS after AMD-001.</w:t>
+        <w:t xml:space="preserve">The work will be executed in five phases and in the order given. The qualification runs of the scale-down model are made first, and the offsets are estimated from them. The screening design is executed and analysed second. The response-surface design is executed third, and it will not begin until the screening data have been reviewed. The univariate assessments are executed fourth and may run in parallel with the response-surface design, since they share no equipment constraint with it. The analysis and the report are completed last. As in Version 1.0, no calendar dates are fixed in this plan. The sequence above is the binding commitment, and the schedule is held in the project plan under PTP-001.</w:t>
       </w:r>
       <w:r>
         <w:t xml:space="preserve"> </w:t>
@@ -8890,7 +9191,7 @@
         <w:t xml:space="preserve"> </w:t>
       </w:r>
       <w:r>
-        <w:t xml:space="preserve">records the execution window of each study, because INV-001 found that the Version 1.0 records gave none (finding 5).</w:t>
+        <w:t xml:space="preserve">records the execution window of each study, as INV-001 preventive action PA3 requires, because INV-001 found that the Version 1.0 records gave none (finding 5).</w:t>
       </w:r>
     </w:p>
     <w:tbl>

--- a/pc_package/PCP-005_protein_a.docx
+++ b/pc_package/PCP-005_protein_a.docx
@@ -2398,7 +2398,7 @@
         </w:r>
       </w:hyperlink>
       <w:r>
-        <w:t xml:space="preserve">). Version 1.0 judged a model on four measures, the model F-test, R² with its adjusted and predicted forms, the lack of fit against pure error, and diagnostic plots of the residuals. It judged a model adequate when the F-test was significant at p &lt; 0.05, the lack of fit was not significant against pure error at p &lt; 0.05, and the adjusted and predicted R² were reported and consistent with each other. It set no limit on the gap between them and no test on the residuals. Version 2.0 adds a limit of 0.20 on how far predicted R² may fall short of R², and the tests on the residuals and on influential runs with their thresholds. The remedy of PCMP-001 for a failing model replaces the consequence that Version 1.0 stated. Version 1.0 re-examined a model with a large gap between adjusted and predicted R² before it was used. It did not use a model with significant lack of fit to define the operating region until the misfit was explained, and it allowed the design to be augmented under SOP-1002. A model that fails the lack-of-fit test or the limit on overfitting is now either refitted with a justified change of terms or transformation, or it is not used to set a range (</w:t>
+        <w:t xml:space="preserve">). Version 1.0 judged a model on four measures, the model F-test, R² with its adjusted and predicted forms, the lack of fit against pure error, and diagnostic plots of the residuals. It judged a model adequate when the F-test was significant at p &lt; 0.05, the lack of fit was not significant against pure error at p &lt; 0.05, and the adjusted and predicted R² were reported and consistent with each other. It set no limit on the gap between them and no test on the residuals. Version 2.0 adds a limit of 0.20 on how far predicted R² may fall short of R², and the tests on the residuals and on influential runs with their thresholds. A run with a Cook’s distance above 4/n is examined by deleting it and repeating the judgement. The model fails this test only where a run’s Cook’s distance exceeds the median of the F distribution with p and n − p degrees of freedom, where p is the number of model parameters and n the number of runs. The remedy of PCMP-001 for a failing model replaces the consequence that Version 1.0 stated. Version 1.0 re-examined a model with a large gap between adjusted and predicted R² before it was used. It did not use a model with significant lack of fit to define the operating region until the misfit was explained, and it allowed the design to be augmented under SOP-1002. A model that fails the lack-of-fit test or the limit on overfitting is now either refitted with a justified change of terms or transformation, or it is not used to set a range (</w:t>
       </w:r>
       <w:hyperlink w:anchor="sec-stats">
         <w:r>
@@ -6674,7 +6674,7 @@
         </w:numPr>
       </w:pPr>
       <w:r>
-        <w:t xml:space="preserve">Residuals. A regression of the absolute residuals on the predicted values, and a regression of the residuals on run order, each show no slope significant at α = 0.05. No run has a Cook’s distance above 4/n, a common screening cut-off for influential runs that scales with the number of runs, which is 0.14 for the 28 runs of the response-surface design.</w:t>
+        <w:t xml:space="preserve">Residuals. A regression of the absolute residuals on the predicted values, and a regression of the residuals on run order, each show no slope significant at α = 0.05. A run with a Cook’s distance above 4/n is examined by deleting it and repeating the judgement. The model fails this test only where a run’s Cook’s distance exceeds the median of the F distribution with p and n − p degrees of freedom, where p is the number of model parameters and n the number of runs. The flag 4/n is a common screening cut-off for influential runs that scales with the number of runs, and it is 0.14 for the 28 runs of the response-surface design.</w:t>
       </w:r>
     </w:p>
     <w:p>

--- a/pc_package/PCP-005_protein_a.docx
+++ b/pc_package/PCP-005_protein_a.docx
@@ -2101,7 +2101,7 @@
                     <w:jc w:val="center"/>
                   </w:pPr>
                   <w:r>
-                    <w:t xml:space="preserve">≤ 17,069</w:t>
+                    <w:t xml:space="preserve">≤ 16,719</w:t>
                   </w:r>
                 </w:p>
               </w:tc>
@@ -2560,7 +2560,7 @@
         <w:pStyle w:val="FirstParagraph"/>
       </w:pPr>
       <w:r>
-        <w:t xml:space="preserve">The Version 2.0 criterion for pool host cell protein, 17,069 ng/mg, is wider than the Version 1.0 analysis limit of 10,724 ng/mg. From this revision on, a criterion of this plan changes only by the rule for verifying the platform worst cases, which</w:t>
+        <w:t xml:space="preserve">The Version 2.0 criterion for pool host cell protein, 16,719 ng/mg, is wider than the Version 1.0 analysis limit of 10,724 ng/mg. From this revision on, a criterion of this plan changes only by the rule for verifying the platform worst cases, which</w:t>
       </w:r>
       <w:r>
         <w:t xml:space="preserve"> </w:t>
@@ -5544,7 +5544,7 @@
             <w:tblPr>
               <w:tblStyle w:val="Table"/>
               <w:tblW w:type="auto" w:w="0"/>
-              <w:tblLook w:firstRow="1" w:lastRow="1" w:firstColumn="0" w:lastColumn="0" w:noHBand="0" w:noVBand="0" w:val="0020"/>
+              <w:tblLook w:firstRow="1" w:lastRow="0" w:firstColumn="0" w:lastColumn="0" w:noHBand="0" w:noVBand="0" w:val="0020"/>
             </w:tblPr>
             <w:tblGrid>
               <w:gridCol w:w="1320"/>
@@ -5690,12 +5690,6 @@
                   <w:r>
                     <w:t xml:space="preserve">20–40</w:t>
                   </w:r>
-                  <w:r>
-                    <w:rPr>
-                      <w:vertAlign w:val="superscript"/>
-                    </w:rPr>
-                    <w:t xml:space="preserve">a)</w:t>
-                  </w:r>
                 </w:p>
               </w:tc>
               <w:tc>
@@ -6077,31 +6071,6 @@
                   </w:pPr>
                   <w:r>
                     <w:t xml:space="preserve">univariate</w:t>
-                  </w:r>
-                </w:p>
-              </w:tc>
-            </w:tr>
-            <w:tr>
-              <w:tc>
-                <w:tcPr>
-                  <w:gridSpan w:val="6"/>
-                </w:tcPr>
-                <w:p>
-                  <w:pPr>
-                    <w:pStyle w:val="Compact"/>
-                    <w:jc w:val="center"/>
-                  </w:pPr>
-                  <w:r>
-                    <w:rPr>
-                      <w:vertAlign w:val="superscript"/>
-                    </w:rPr>
-                    <w:t xml:space="preserve">a)</w:t>
-                  </w:r>
-                  <w:r>
-                    <w:t xml:space="preserve"> </w:t>
-                  </w:r>
-                  <w:r>
-                    <w:t xml:space="preserve">The NOR against which the studies were planned and judged. PCR-005 Version 2.0 narrowed protein load to 20–39 g/L resin.</w:t>
                   </w:r>
                 </w:p>
               </w:tc>
@@ -6926,7 +6895,7 @@
                     <w:jc w:val="center"/>
                   </w:pPr>
                   <w:r>
-                    <w:t xml:space="preserve">≤ 17,069</w:t>
+                    <w:t xml:space="preserve">≤ 16,719</w:t>
                   </w:r>
                 </w:p>
               </w:tc>
@@ -7558,7 +7527,7 @@
                     <w:jc w:val="center"/>
                   </w:pPr>
                   <w:r>
-                    <w:t xml:space="preserve">171</w:t>
+                    <w:t xml:space="preserve">167</w:t>
                   </w:r>
                 </w:p>
               </w:tc>
@@ -7582,7 +7551,7 @@
                     <w:jc w:val="center"/>
                   </w:pPr>
                   <w:r>
-                    <w:t xml:space="preserve">≤ 17,069</w:t>
+                    <w:t xml:space="preserve">≤ 16,719</w:t>
                   </w:r>
                 </w:p>
               </w:tc>
@@ -7821,7 +7790,7 @@
         <w:pStyle w:val="BodyText"/>
       </w:pPr>
       <w:r>
-        <w:t xml:space="preserve">For pool host cell protein the drug substance limit of 100 ng/mg is carried back through cation exchange and anion exchange, which together clear host cell protein 170.690-fold in the derivation. That gives 17,069 ng/mg. For leached Protein A the limit of 5 ppm and a combined clearance of 31.6-fold give 158 ppm. For fragments the limit of 2.00 % is multiplied by the clearance fold of cation exchange, 1.300, and the largest increase of low-pH viral inactivation, 0.15 percentage points, is subtracted. That gives 2.45 %.</w:t>
+        <w:t xml:space="preserve">For pool host cell protein the drug substance limit of 100 ng/mg is carried back through cation exchange and anion exchange, which together clear host cell protein 167.185-fold in the derivation. The A-Mab value in that fold is computed at manufacturing scale, with the offset of the downstream step applied. That gives 16,719 ng/mg. For leached Protein A the limit of 5 ppm and a combined clearance of 31.6-fold give 158 ppm. For fragments the limit of 2.00 % is multiplied by the clearance fold of cation exchange, 1.300, and the largest increase of low-pH viral inactivation, 0.15 percentage points, is subtracted. That gives 2.45 %.</w:t>
       </w:r>
     </w:p>
     <w:p>
@@ -8527,7 +8496,7 @@
                     <w:jc w:val="center"/>
                   </w:pPr>
                   <w:r>
-                    <w:t xml:space="preserve">4.27</w:t>
+                    <w:t xml:space="preserve">4.18</w:t>
                   </w:r>
                 </w:p>
               </w:tc>
